--- a/Documentos Base/Sprint 3 documentacion/Sprint_03_Planificado_Realizado_ICARO.docx
+++ b/Documentos Base/Sprint 3 documentacion/Sprint_03_Planificado_Realizado_ICARO.docx
@@ -62,7 +62,7 @@
           <w:color w:val="595959"/>
           <w:sz w:val="18"/>
         </w:rPr>
-        <w:t>Código</w:t>
+        <w:t xml:space="preserve">Código: PLN-REA-SPR-03 | Versión: 1.0 | Fecha: </w:t>
       </w:r>
       <w:r>
         <w:rPr>
@@ -71,7 +71,7 @@
           <w:color w:val="595959"/>
           <w:sz w:val="18"/>
         </w:rPr>
-        <w:t>: PLN-REA-SPR-</w:t>
+        <w:t>02</w:t>
       </w:r>
       <w:r>
         <w:rPr>
@@ -80,34 +80,7 @@
           <w:color w:val="595959"/>
           <w:sz w:val="18"/>
         </w:rPr>
-        <w:t>03 | Versión</w:t>
-      </w:r>
-      <w:r>
-        <w:rPr>
-          <w:rFonts w:ascii="Calibri" w:hAnsi="Calibri"/>
-          <w:i/>
-          <w:color w:val="595959"/>
-          <w:sz w:val="18"/>
-        </w:rPr>
-        <w:t xml:space="preserve">: </w:t>
-      </w:r>
-      <w:r>
-        <w:rPr>
-          <w:rFonts w:ascii="Calibri" w:hAnsi="Calibri"/>
-          <w:i/>
-          <w:color w:val="595959"/>
-          <w:sz w:val="18"/>
-        </w:rPr>
-        <w:t>1.0 | Fecha</w:t>
-      </w:r>
-      <w:r>
-        <w:rPr>
-          <w:rFonts w:ascii="Calibri" w:hAnsi="Calibri"/>
-          <w:i/>
-          <w:color w:val="595959"/>
-          <w:sz w:val="18"/>
-        </w:rPr>
-        <w:t>: 26/05/2026</w:t>
+        <w:t>/05/2026</w:t>
       </w:r>
     </w:p>
     <w:p>
@@ -147,15 +120,7 @@
                 <w:b/>
                 <w:szCs w:val="28"/>
               </w:rPr>
-              <w:t>Código</w:t>
-            </w:r>
-            <w:r>
-              <w:rPr>
-                <w:rFonts w:ascii="Calibri" w:hAnsi="Calibri"/>
-                <w:b/>
-                <w:szCs w:val="28"/>
-              </w:rPr>
-              <w:t xml:space="preserve"> del documento</w:t>
+              <w:t>Código del documento</w:t>
             </w:r>
           </w:p>
         </w:tc>
@@ -319,7 +284,15 @@
                 <w:color w:val="000000"/>
                 <w:szCs w:val="28"/>
               </w:rPr>
-              <w:t>12/05/2026</w:t>
+              <w:t>02</w:t>
+            </w:r>
+            <w:r>
+              <w:rPr>
+                <w:rFonts w:ascii="Calibri" w:hAnsi="Calibri"/>
+                <w:color w:val="000000"/>
+                <w:szCs w:val="28"/>
+              </w:rPr>
+              <w:t>/05/2026</w:t>
             </w:r>
           </w:p>
         </w:tc>
@@ -640,7 +613,15 @@
                 <w:color w:val="000000"/>
                 <w:szCs w:val="28"/>
               </w:rPr>
-              <w:t>12/05/2026</w:t>
+              <w:t>0</w:t>
+            </w:r>
+            <w:r>
+              <w:rPr>
+                <w:rFonts w:ascii="Calibri" w:hAnsi="Calibri"/>
+                <w:color w:val="000000"/>
+                <w:szCs w:val="28"/>
+              </w:rPr>
+              <w:t>2/05/2026</w:t>
             </w:r>
           </w:p>
         </w:tc>
@@ -726,15 +707,7 @@
                 <w:b/>
                 <w:szCs w:val="28"/>
               </w:rPr>
-              <w:t>Número</w:t>
-            </w:r>
-            <w:r>
-              <w:rPr>
-                <w:rFonts w:ascii="Calibri" w:hAnsi="Calibri"/>
-                <w:b/>
-                <w:szCs w:val="28"/>
-              </w:rPr>
-              <w:t xml:space="preserve"> del sprint</w:t>
+              <w:t>Número del sprint</w:t>
             </w:r>
           </w:p>
         </w:tc>
@@ -800,31 +773,7 @@
                 <w:color w:val="000000"/>
                 <w:szCs w:val="28"/>
               </w:rPr>
-              <w:t>Catálogo</w:t>
-            </w:r>
-            <w:r>
-              <w:rPr>
-                <w:rFonts w:ascii="Calibri" w:hAnsi="Calibri"/>
-                <w:color w:val="000000"/>
-                <w:szCs w:val="28"/>
-              </w:rPr>
-              <w:t xml:space="preserve"> de Materiales, </w:t>
-            </w:r>
-            <w:r>
-              <w:rPr>
-                <w:rFonts w:ascii="Calibri" w:hAnsi="Calibri"/>
-                <w:color w:val="000000"/>
-                <w:szCs w:val="28"/>
-              </w:rPr>
-              <w:t>Gestión</w:t>
-            </w:r>
-            <w:r>
-              <w:rPr>
-                <w:rFonts w:ascii="Calibri" w:hAnsi="Calibri"/>
-                <w:color w:val="000000"/>
-                <w:szCs w:val="28"/>
-              </w:rPr>
-              <w:t xml:space="preserve"> de Bodega e Inventario</w:t>
+              <w:t>Catálogo de Materiales, Gestión de Bodega e Inventario</w:t>
             </w:r>
           </w:p>
         </w:tc>
@@ -983,15 +932,7 @@
                 <w:b/>
                 <w:szCs w:val="28"/>
               </w:rPr>
-              <w:t>Módulos</w:t>
-            </w:r>
-            <w:r>
-              <w:rPr>
-                <w:rFonts w:ascii="Calibri" w:hAnsi="Calibri"/>
-                <w:b/>
-                <w:szCs w:val="28"/>
-              </w:rPr>
-              <w:t>/componentes trabajados</w:t>
+              <w:t>Módulos/componentes trabajados</w:t>
             </w:r>
           </w:p>
         </w:tc>
@@ -1081,16 +1022,16 @@
         <w:tblLook w:val="04A0" w:firstRow="1" w:lastRow="0" w:firstColumn="1" w:lastColumn="0" w:noHBand="0" w:noVBand="1"/>
       </w:tblPr>
       <w:tblGrid>
-        <w:gridCol w:w="908"/>
-        <w:gridCol w:w="2329"/>
-        <w:gridCol w:w="559"/>
-        <w:gridCol w:w="1371"/>
-        <w:gridCol w:w="557"/>
-        <w:gridCol w:w="557"/>
-        <w:gridCol w:w="955"/>
-        <w:gridCol w:w="788"/>
+        <w:gridCol w:w="802"/>
+        <w:gridCol w:w="2357"/>
+        <w:gridCol w:w="579"/>
+        <w:gridCol w:w="1211"/>
+        <w:gridCol w:w="596"/>
+        <w:gridCol w:w="596"/>
+        <w:gridCol w:w="845"/>
+        <w:gridCol w:w="712"/>
+        <w:gridCol w:w="1051"/>
         <w:gridCol w:w="1156"/>
-        <w:gridCol w:w="725"/>
       </w:tblGrid>
       <w:tr>
         <w:trPr>
@@ -1105,12 +1046,18 @@
           <w:p>
             <w:pPr>
               <w:jc w:val="center"/>
+              <w:rPr>
+                <w:sz w:val="16"/>
+                <w:szCs w:val="16"/>
+              </w:rPr>
             </w:pPr>
             <w:r>
               <w:rPr>
                 <w:rFonts w:ascii="Calibri" w:hAnsi="Calibri"/>
                 <w:b/>
                 <w:color w:val="FFFFFF"/>
+                <w:sz w:val="16"/>
+                <w:szCs w:val="16"/>
               </w:rPr>
               <w:t>ID</w:t>
             </w:r>
@@ -1125,12 +1072,18 @@
           <w:p>
             <w:pPr>
               <w:jc w:val="center"/>
+              <w:rPr>
+                <w:sz w:val="16"/>
+                <w:szCs w:val="16"/>
+              </w:rPr>
             </w:pPr>
             <w:r>
               <w:rPr>
                 <w:rFonts w:ascii="Calibri" w:hAnsi="Calibri"/>
                 <w:b/>
                 <w:color w:val="FFFFFF"/>
+                <w:sz w:val="16"/>
+                <w:szCs w:val="16"/>
               </w:rPr>
               <w:t>Historia / Tarea</w:t>
             </w:r>
@@ -1145,12 +1098,18 @@
           <w:p>
             <w:pPr>
               <w:jc w:val="center"/>
+              <w:rPr>
+                <w:sz w:val="16"/>
+                <w:szCs w:val="16"/>
+              </w:rPr>
             </w:pPr>
             <w:r>
               <w:rPr>
                 <w:rFonts w:ascii="Calibri" w:hAnsi="Calibri"/>
                 <w:b/>
                 <w:color w:val="FFFFFF"/>
+                <w:sz w:val="16"/>
+                <w:szCs w:val="16"/>
               </w:rPr>
               <w:t>Tipo</w:t>
             </w:r>
@@ -1165,12 +1124,18 @@
           <w:p>
             <w:pPr>
               <w:jc w:val="center"/>
+              <w:rPr>
+                <w:sz w:val="16"/>
+                <w:szCs w:val="16"/>
+              </w:rPr>
             </w:pPr>
             <w:r>
               <w:rPr>
                 <w:rFonts w:ascii="Calibri" w:hAnsi="Calibri"/>
                 <w:b/>
                 <w:color w:val="FFFFFF"/>
+                <w:sz w:val="16"/>
+                <w:szCs w:val="16"/>
               </w:rPr>
               <w:t>Modulo</w:t>
             </w:r>
@@ -1185,12 +1150,18 @@
           <w:p>
             <w:pPr>
               <w:jc w:val="center"/>
+              <w:rPr>
+                <w:sz w:val="16"/>
+                <w:szCs w:val="16"/>
+              </w:rPr>
             </w:pPr>
             <w:r>
               <w:rPr>
                 <w:rFonts w:ascii="Calibri" w:hAnsi="Calibri"/>
                 <w:b/>
                 <w:color w:val="FFFFFF"/>
+                <w:sz w:val="16"/>
+                <w:szCs w:val="16"/>
               </w:rPr>
               <w:t>SP</w:t>
             </w:r>
@@ -1199,6 +1170,8 @@
                 <w:rFonts w:ascii="Calibri" w:hAnsi="Calibri"/>
                 <w:b/>
                 <w:color w:val="FFFFFF"/>
+                <w:sz w:val="16"/>
+                <w:szCs w:val="16"/>
               </w:rPr>
               <w:br/>
               <w:t>Plan</w:t>
@@ -1214,12 +1187,18 @@
           <w:p>
             <w:pPr>
               <w:jc w:val="center"/>
+              <w:rPr>
+                <w:sz w:val="16"/>
+                <w:szCs w:val="16"/>
+              </w:rPr>
             </w:pPr>
             <w:r>
               <w:rPr>
                 <w:rFonts w:ascii="Calibri" w:hAnsi="Calibri"/>
                 <w:b/>
                 <w:color w:val="FFFFFF"/>
+                <w:sz w:val="16"/>
+                <w:szCs w:val="16"/>
               </w:rPr>
               <w:t>SP</w:t>
             </w:r>
@@ -1228,6 +1207,8 @@
                 <w:rFonts w:ascii="Calibri" w:hAnsi="Calibri"/>
                 <w:b/>
                 <w:color w:val="FFFFFF"/>
+                <w:sz w:val="16"/>
+                <w:szCs w:val="16"/>
               </w:rPr>
               <w:br/>
               <w:t>Real</w:t>
@@ -1243,12 +1224,18 @@
           <w:p>
             <w:pPr>
               <w:jc w:val="center"/>
+              <w:rPr>
+                <w:sz w:val="16"/>
+                <w:szCs w:val="16"/>
+              </w:rPr>
             </w:pPr>
             <w:r>
               <w:rPr>
                 <w:rFonts w:ascii="Calibri" w:hAnsi="Calibri"/>
                 <w:b/>
                 <w:color w:val="FFFFFF"/>
+                <w:sz w:val="16"/>
+                <w:szCs w:val="16"/>
               </w:rPr>
               <w:t>Variación</w:t>
             </w:r>
@@ -1263,12 +1250,18 @@
           <w:p>
             <w:pPr>
               <w:jc w:val="center"/>
+              <w:rPr>
+                <w:sz w:val="16"/>
+                <w:szCs w:val="16"/>
+              </w:rPr>
             </w:pPr>
             <w:r>
               <w:rPr>
                 <w:rFonts w:ascii="Calibri" w:hAnsi="Calibri"/>
                 <w:b/>
                 <w:color w:val="FFFFFF"/>
+                <w:sz w:val="16"/>
+                <w:szCs w:val="16"/>
               </w:rPr>
               <w:t>% Avance</w:t>
             </w:r>
@@ -1283,12 +1276,18 @@
           <w:p>
             <w:pPr>
               <w:jc w:val="center"/>
+              <w:rPr>
+                <w:sz w:val="16"/>
+                <w:szCs w:val="16"/>
+              </w:rPr>
             </w:pPr>
             <w:r>
               <w:rPr>
                 <w:rFonts w:ascii="Calibri" w:hAnsi="Calibri"/>
                 <w:b/>
                 <w:color w:val="FFFFFF"/>
+                <w:sz w:val="16"/>
+                <w:szCs w:val="16"/>
               </w:rPr>
               <w:t>Estado</w:t>
             </w:r>
@@ -1303,12 +1302,18 @@
           <w:p>
             <w:pPr>
               <w:jc w:val="center"/>
+              <w:rPr>
+                <w:sz w:val="16"/>
+                <w:szCs w:val="16"/>
+              </w:rPr>
             </w:pPr>
             <w:r>
               <w:rPr>
                 <w:rFonts w:ascii="Calibri" w:hAnsi="Calibri"/>
                 <w:b/>
                 <w:color w:val="FFFFFF"/>
+                <w:sz w:val="16"/>
+                <w:szCs w:val="16"/>
               </w:rPr>
               <w:t>Causa de</w:t>
             </w:r>
@@ -1317,6 +1322,8 @@
                 <w:rFonts w:ascii="Calibri" w:hAnsi="Calibri"/>
                 <w:b/>
                 <w:color w:val="FFFFFF"/>
+                <w:sz w:val="16"/>
+                <w:szCs w:val="16"/>
               </w:rPr>
               <w:br/>
             </w:r>
@@ -1325,6 +1332,8 @@
                 <w:rFonts w:ascii="Calibri" w:hAnsi="Calibri"/>
                 <w:b/>
                 <w:color w:val="FFFFFF"/>
+                <w:sz w:val="16"/>
+                <w:szCs w:val="16"/>
               </w:rPr>
               <w:t>desvío</w:t>
             </w:r>
@@ -1344,11 +1353,17 @@
           <w:p>
             <w:pPr>
               <w:jc w:val="center"/>
-            </w:pPr>
-            <w:r>
-              <w:rPr>
-                <w:rFonts w:ascii="Calibri" w:hAnsi="Calibri"/>
-                <w:color w:val="000000"/>
+              <w:rPr>
+                <w:sz w:val="16"/>
+                <w:szCs w:val="16"/>
+              </w:rPr>
+            </w:pPr>
+            <w:r>
+              <w:rPr>
+                <w:rFonts w:ascii="Calibri" w:hAnsi="Calibri"/>
+                <w:color w:val="000000"/>
+                <w:sz w:val="16"/>
+                <w:szCs w:val="16"/>
               </w:rPr>
               <w:t>HU-09</w:t>
             </w:r>
@@ -1361,10 +1376,18 @@
             <w:vAlign w:val="center"/>
           </w:tcPr>
           <w:p>
-            <w:r>
-              <w:rPr>
-                <w:rFonts w:ascii="Calibri" w:hAnsi="Calibri"/>
-                <w:color w:val="000000"/>
+            <w:pPr>
+              <w:rPr>
+                <w:sz w:val="16"/>
+                <w:szCs w:val="16"/>
+              </w:rPr>
+            </w:pPr>
+            <w:r>
+              <w:rPr>
+                <w:rFonts w:ascii="Calibri" w:hAnsi="Calibri"/>
+                <w:color w:val="000000"/>
+                <w:sz w:val="16"/>
+                <w:szCs w:val="16"/>
               </w:rPr>
               <w:t xml:space="preserve">CRUD completo del </w:t>
             </w:r>
@@ -1372,6 +1395,8 @@
               <w:rPr>
                 <w:rFonts w:ascii="Calibri" w:hAnsi="Calibri"/>
                 <w:color w:val="000000"/>
+                <w:sz w:val="16"/>
+                <w:szCs w:val="16"/>
               </w:rPr>
               <w:t>catálogo</w:t>
             </w:r>
@@ -1379,6 +1404,8 @@
               <w:rPr>
                 <w:rFonts w:ascii="Calibri" w:hAnsi="Calibri"/>
                 <w:color w:val="000000"/>
+                <w:sz w:val="16"/>
+                <w:szCs w:val="16"/>
               </w:rPr>
               <w:t xml:space="preserve"> de materiales con filtros por </w:t>
             </w:r>
@@ -1386,6 +1413,8 @@
               <w:rPr>
                 <w:rFonts w:ascii="Calibri" w:hAnsi="Calibri"/>
                 <w:color w:val="000000"/>
+                <w:sz w:val="16"/>
+                <w:szCs w:val="16"/>
               </w:rPr>
               <w:t>categoría</w:t>
             </w:r>
@@ -1393,6 +1422,8 @@
               <w:rPr>
                 <w:rFonts w:ascii="Calibri" w:hAnsi="Calibri"/>
                 <w:color w:val="000000"/>
+                <w:sz w:val="16"/>
+                <w:szCs w:val="16"/>
               </w:rPr>
               <w:t xml:space="preserve"> y soft-delete</w:t>
             </w:r>
@@ -1407,11 +1438,17 @@
           <w:p>
             <w:pPr>
               <w:jc w:val="center"/>
-            </w:pPr>
-            <w:r>
-              <w:rPr>
-                <w:rFonts w:ascii="Calibri" w:hAnsi="Calibri"/>
-                <w:color w:val="000000"/>
+              <w:rPr>
+                <w:sz w:val="16"/>
+                <w:szCs w:val="16"/>
+              </w:rPr>
+            </w:pPr>
+            <w:r>
+              <w:rPr>
+                <w:rFonts w:ascii="Calibri" w:hAnsi="Calibri"/>
+                <w:color w:val="000000"/>
+                <w:sz w:val="16"/>
+                <w:szCs w:val="16"/>
               </w:rPr>
               <w:t>HU</w:t>
             </w:r>
@@ -1424,10 +1461,18 @@
             <w:vAlign w:val="center"/>
           </w:tcPr>
           <w:p>
-            <w:r>
-              <w:rPr>
-                <w:rFonts w:ascii="Calibri" w:hAnsi="Calibri"/>
-                <w:color w:val="000000"/>
+            <w:pPr>
+              <w:rPr>
+                <w:sz w:val="16"/>
+                <w:szCs w:val="16"/>
+              </w:rPr>
+            </w:pPr>
+            <w:r>
+              <w:rPr>
+                <w:rFonts w:ascii="Calibri" w:hAnsi="Calibri"/>
+                <w:color w:val="000000"/>
+                <w:sz w:val="16"/>
+                <w:szCs w:val="16"/>
               </w:rPr>
               <w:t>Materiales</w:t>
             </w:r>
@@ -1442,11 +1487,17 @@
           <w:p>
             <w:pPr>
               <w:jc w:val="center"/>
-            </w:pPr>
-            <w:r>
-              <w:rPr>
-                <w:rFonts w:ascii="Calibri" w:hAnsi="Calibri"/>
-                <w:color w:val="000000"/>
+              <w:rPr>
+                <w:sz w:val="16"/>
+                <w:szCs w:val="16"/>
+              </w:rPr>
+            </w:pPr>
+            <w:r>
+              <w:rPr>
+                <w:rFonts w:ascii="Calibri" w:hAnsi="Calibri"/>
+                <w:color w:val="000000"/>
+                <w:sz w:val="16"/>
+                <w:szCs w:val="16"/>
               </w:rPr>
               <w:t>8</w:t>
             </w:r>
@@ -1461,11 +1512,17 @@
           <w:p>
             <w:pPr>
               <w:jc w:val="center"/>
-            </w:pPr>
-            <w:r>
-              <w:rPr>
-                <w:rFonts w:ascii="Calibri" w:hAnsi="Calibri"/>
-                <w:color w:val="000000"/>
+              <w:rPr>
+                <w:sz w:val="16"/>
+                <w:szCs w:val="16"/>
+              </w:rPr>
+            </w:pPr>
+            <w:r>
+              <w:rPr>
+                <w:rFonts w:ascii="Calibri" w:hAnsi="Calibri"/>
+                <w:color w:val="000000"/>
+                <w:sz w:val="16"/>
+                <w:szCs w:val="16"/>
               </w:rPr>
               <w:t>8</w:t>
             </w:r>
@@ -1480,11 +1537,17 @@
           <w:p>
             <w:pPr>
               <w:jc w:val="center"/>
-            </w:pPr>
-            <w:r>
-              <w:rPr>
-                <w:rFonts w:ascii="Calibri" w:hAnsi="Calibri"/>
-                <w:color w:val="000000"/>
+              <w:rPr>
+                <w:sz w:val="16"/>
+                <w:szCs w:val="16"/>
+              </w:rPr>
+            </w:pPr>
+            <w:r>
+              <w:rPr>
+                <w:rFonts w:ascii="Calibri" w:hAnsi="Calibri"/>
+                <w:color w:val="000000"/>
+                <w:sz w:val="16"/>
+                <w:szCs w:val="16"/>
               </w:rPr>
               <w:t>0</w:t>
             </w:r>
@@ -1499,11 +1562,17 @@
           <w:p>
             <w:pPr>
               <w:jc w:val="center"/>
-            </w:pPr>
-            <w:r>
-              <w:rPr>
-                <w:rFonts w:ascii="Calibri" w:hAnsi="Calibri"/>
-                <w:color w:val="000000"/>
+              <w:rPr>
+                <w:sz w:val="16"/>
+                <w:szCs w:val="16"/>
+              </w:rPr>
+            </w:pPr>
+            <w:r>
+              <w:rPr>
+                <w:rFonts w:ascii="Calibri" w:hAnsi="Calibri"/>
+                <w:color w:val="000000"/>
+                <w:sz w:val="16"/>
+                <w:szCs w:val="16"/>
               </w:rPr>
               <w:t>100%</w:t>
             </w:r>
@@ -1518,11 +1587,17 @@
           <w:p>
             <w:pPr>
               <w:jc w:val="center"/>
-            </w:pPr>
-            <w:r>
-              <w:rPr>
-                <w:rFonts w:ascii="Calibri" w:hAnsi="Calibri"/>
-                <w:color w:val="000000"/>
+              <w:rPr>
+                <w:sz w:val="16"/>
+                <w:szCs w:val="16"/>
+              </w:rPr>
+            </w:pPr>
+            <w:r>
+              <w:rPr>
+                <w:rFonts w:ascii="Calibri" w:hAnsi="Calibri"/>
+                <w:color w:val="000000"/>
+                <w:sz w:val="16"/>
+                <w:szCs w:val="16"/>
               </w:rPr>
               <w:t>Completado</w:t>
             </w:r>
@@ -1535,10 +1610,18 @@
             <w:vAlign w:val="center"/>
           </w:tcPr>
           <w:p>
-            <w:r>
-              <w:rPr>
-                <w:rFonts w:ascii="Calibri" w:hAnsi="Calibri"/>
-                <w:color w:val="000000"/>
+            <w:pPr>
+              <w:rPr>
+                <w:sz w:val="16"/>
+                <w:szCs w:val="16"/>
+              </w:rPr>
+            </w:pPr>
+            <w:r>
+              <w:rPr>
+                <w:rFonts w:ascii="Calibri" w:hAnsi="Calibri"/>
+                <w:color w:val="000000"/>
+                <w:sz w:val="16"/>
+                <w:szCs w:val="16"/>
               </w:rPr>
               <w:t xml:space="preserve">Sin </w:t>
             </w:r>
@@ -1546,6 +1629,8 @@
               <w:rPr>
                 <w:rFonts w:ascii="Calibri" w:hAnsi="Calibri"/>
                 <w:color w:val="000000"/>
+                <w:sz w:val="16"/>
+                <w:szCs w:val="16"/>
               </w:rPr>
               <w:t>desvío</w:t>
             </w:r>
@@ -1565,11 +1650,17 @@
           <w:p>
             <w:pPr>
               <w:jc w:val="center"/>
-            </w:pPr>
-            <w:r>
-              <w:rPr>
-                <w:rFonts w:ascii="Calibri" w:hAnsi="Calibri"/>
-                <w:color w:val="000000"/>
+              <w:rPr>
+                <w:sz w:val="16"/>
+                <w:szCs w:val="16"/>
+              </w:rPr>
+            </w:pPr>
+            <w:r>
+              <w:rPr>
+                <w:rFonts w:ascii="Calibri" w:hAnsi="Calibri"/>
+                <w:color w:val="000000"/>
+                <w:sz w:val="16"/>
+                <w:szCs w:val="16"/>
               </w:rPr>
               <w:t>HU-10</w:t>
             </w:r>
@@ -1582,10 +1673,18 @@
             <w:vAlign w:val="center"/>
           </w:tcPr>
           <w:p>
-            <w:r>
-              <w:rPr>
-                <w:rFonts w:ascii="Calibri" w:hAnsi="Calibri"/>
-                <w:color w:val="000000"/>
+            <w:pPr>
+              <w:rPr>
+                <w:sz w:val="16"/>
+                <w:szCs w:val="16"/>
+              </w:rPr>
+            </w:pPr>
+            <w:r>
+              <w:rPr>
+                <w:rFonts w:ascii="Calibri" w:hAnsi="Calibri"/>
+                <w:color w:val="000000"/>
+                <w:sz w:val="16"/>
+                <w:szCs w:val="16"/>
               </w:rPr>
               <w:t xml:space="preserve">Registro de movimientos de inventario en bodega (ENTRADA/SALIDA/AJUSTE) con </w:t>
             </w:r>
@@ -1593,6 +1692,8 @@
               <w:rPr>
                 <w:rFonts w:ascii="Calibri" w:hAnsi="Calibri"/>
                 <w:color w:val="000000"/>
+                <w:sz w:val="16"/>
+                <w:szCs w:val="16"/>
               </w:rPr>
               <w:t>validación</w:t>
             </w:r>
@@ -1600,6 +1701,8 @@
               <w:rPr>
                 <w:rFonts w:ascii="Calibri" w:hAnsi="Calibri"/>
                 <w:color w:val="000000"/>
+                <w:sz w:val="16"/>
+                <w:szCs w:val="16"/>
               </w:rPr>
               <w:t xml:space="preserve"> de stock</w:t>
             </w:r>
@@ -1614,11 +1717,17 @@
           <w:p>
             <w:pPr>
               <w:jc w:val="center"/>
-            </w:pPr>
-            <w:r>
-              <w:rPr>
-                <w:rFonts w:ascii="Calibri" w:hAnsi="Calibri"/>
-                <w:color w:val="000000"/>
+              <w:rPr>
+                <w:sz w:val="16"/>
+                <w:szCs w:val="16"/>
+              </w:rPr>
+            </w:pPr>
+            <w:r>
+              <w:rPr>
+                <w:rFonts w:ascii="Calibri" w:hAnsi="Calibri"/>
+                <w:color w:val="000000"/>
+                <w:sz w:val="16"/>
+                <w:szCs w:val="16"/>
               </w:rPr>
               <w:t>HU</w:t>
             </w:r>
@@ -1631,10 +1740,18 @@
             <w:vAlign w:val="center"/>
           </w:tcPr>
           <w:p>
-            <w:r>
-              <w:rPr>
-                <w:rFonts w:ascii="Calibri" w:hAnsi="Calibri"/>
-                <w:color w:val="000000"/>
+            <w:pPr>
+              <w:rPr>
+                <w:sz w:val="16"/>
+                <w:szCs w:val="16"/>
+              </w:rPr>
+            </w:pPr>
+            <w:r>
+              <w:rPr>
+                <w:rFonts w:ascii="Calibri" w:hAnsi="Calibri"/>
+                <w:color w:val="000000"/>
+                <w:sz w:val="16"/>
+                <w:szCs w:val="16"/>
               </w:rPr>
               <w:t>Bodega</w:t>
             </w:r>
@@ -1649,11 +1766,17 @@
           <w:p>
             <w:pPr>
               <w:jc w:val="center"/>
-            </w:pPr>
-            <w:r>
-              <w:rPr>
-                <w:rFonts w:ascii="Calibri" w:hAnsi="Calibri"/>
-                <w:color w:val="000000"/>
+              <w:rPr>
+                <w:sz w:val="16"/>
+                <w:szCs w:val="16"/>
+              </w:rPr>
+            </w:pPr>
+            <w:r>
+              <w:rPr>
+                <w:rFonts w:ascii="Calibri" w:hAnsi="Calibri"/>
+                <w:color w:val="000000"/>
+                <w:sz w:val="16"/>
+                <w:szCs w:val="16"/>
               </w:rPr>
               <w:t>8</w:t>
             </w:r>
@@ -1668,11 +1791,17 @@
           <w:p>
             <w:pPr>
               <w:jc w:val="center"/>
-            </w:pPr>
-            <w:r>
-              <w:rPr>
-                <w:rFonts w:ascii="Calibri" w:hAnsi="Calibri"/>
-                <w:color w:val="000000"/>
+              <w:rPr>
+                <w:sz w:val="16"/>
+                <w:szCs w:val="16"/>
+              </w:rPr>
+            </w:pPr>
+            <w:r>
+              <w:rPr>
+                <w:rFonts w:ascii="Calibri" w:hAnsi="Calibri"/>
+                <w:color w:val="000000"/>
+                <w:sz w:val="16"/>
+                <w:szCs w:val="16"/>
               </w:rPr>
               <w:t>8</w:t>
             </w:r>
@@ -1687,11 +1816,17 @@
           <w:p>
             <w:pPr>
               <w:jc w:val="center"/>
-            </w:pPr>
-            <w:r>
-              <w:rPr>
-                <w:rFonts w:ascii="Calibri" w:hAnsi="Calibri"/>
-                <w:color w:val="000000"/>
+              <w:rPr>
+                <w:sz w:val="16"/>
+                <w:szCs w:val="16"/>
+              </w:rPr>
+            </w:pPr>
+            <w:r>
+              <w:rPr>
+                <w:rFonts w:ascii="Calibri" w:hAnsi="Calibri"/>
+                <w:color w:val="000000"/>
+                <w:sz w:val="16"/>
+                <w:szCs w:val="16"/>
               </w:rPr>
               <w:t>0</w:t>
             </w:r>
@@ -1706,11 +1841,17 @@
           <w:p>
             <w:pPr>
               <w:jc w:val="center"/>
-            </w:pPr>
-            <w:r>
-              <w:rPr>
-                <w:rFonts w:ascii="Calibri" w:hAnsi="Calibri"/>
-                <w:color w:val="000000"/>
+              <w:rPr>
+                <w:sz w:val="16"/>
+                <w:szCs w:val="16"/>
+              </w:rPr>
+            </w:pPr>
+            <w:r>
+              <w:rPr>
+                <w:rFonts w:ascii="Calibri" w:hAnsi="Calibri"/>
+                <w:color w:val="000000"/>
+                <w:sz w:val="16"/>
+                <w:szCs w:val="16"/>
               </w:rPr>
               <w:t>100%</w:t>
             </w:r>
@@ -1725,11 +1866,17 @@
           <w:p>
             <w:pPr>
               <w:jc w:val="center"/>
-            </w:pPr>
-            <w:r>
-              <w:rPr>
-                <w:rFonts w:ascii="Calibri" w:hAnsi="Calibri"/>
-                <w:color w:val="000000"/>
+              <w:rPr>
+                <w:sz w:val="16"/>
+                <w:szCs w:val="16"/>
+              </w:rPr>
+            </w:pPr>
+            <w:r>
+              <w:rPr>
+                <w:rFonts w:ascii="Calibri" w:hAnsi="Calibri"/>
+                <w:color w:val="000000"/>
+                <w:sz w:val="16"/>
+                <w:szCs w:val="16"/>
               </w:rPr>
               <w:t>Completado</w:t>
             </w:r>
@@ -1742,10 +1889,18 @@
             <w:vAlign w:val="center"/>
           </w:tcPr>
           <w:p>
-            <w:r>
-              <w:rPr>
-                <w:rFonts w:ascii="Calibri" w:hAnsi="Calibri"/>
-                <w:color w:val="000000"/>
+            <w:pPr>
+              <w:rPr>
+                <w:sz w:val="16"/>
+                <w:szCs w:val="16"/>
+              </w:rPr>
+            </w:pPr>
+            <w:r>
+              <w:rPr>
+                <w:rFonts w:ascii="Calibri" w:hAnsi="Calibri"/>
+                <w:color w:val="000000"/>
+                <w:sz w:val="16"/>
+                <w:szCs w:val="16"/>
               </w:rPr>
               <w:t xml:space="preserve">Sin </w:t>
             </w:r>
@@ -1753,6 +1908,8 @@
               <w:rPr>
                 <w:rFonts w:ascii="Calibri" w:hAnsi="Calibri"/>
                 <w:color w:val="000000"/>
+                <w:sz w:val="16"/>
+                <w:szCs w:val="16"/>
               </w:rPr>
               <w:t>desvío</w:t>
             </w:r>
@@ -1772,11 +1929,17 @@
           <w:p>
             <w:pPr>
               <w:jc w:val="center"/>
-            </w:pPr>
-            <w:r>
-              <w:rPr>
-                <w:rFonts w:ascii="Calibri" w:hAnsi="Calibri"/>
-                <w:color w:val="000000"/>
+              <w:rPr>
+                <w:sz w:val="16"/>
+                <w:szCs w:val="16"/>
+              </w:rPr>
+            </w:pPr>
+            <w:r>
+              <w:rPr>
+                <w:rFonts w:ascii="Calibri" w:hAnsi="Calibri"/>
+                <w:color w:val="000000"/>
+                <w:sz w:val="16"/>
+                <w:szCs w:val="16"/>
               </w:rPr>
               <w:t>HU-11</w:t>
             </w:r>
@@ -1789,10 +1952,18 @@
             <w:vAlign w:val="center"/>
           </w:tcPr>
           <w:p>
-            <w:r>
-              <w:rPr>
-                <w:rFonts w:ascii="Calibri" w:hAnsi="Calibri"/>
-                <w:color w:val="000000"/>
+            <w:pPr>
+              <w:rPr>
+                <w:sz w:val="16"/>
+                <w:szCs w:val="16"/>
+              </w:rPr>
+            </w:pPr>
+            <w:r>
+              <w:rPr>
+                <w:rFonts w:ascii="Calibri" w:hAnsi="Calibri"/>
+                <w:color w:val="000000"/>
+                <w:sz w:val="16"/>
+                <w:szCs w:val="16"/>
               </w:rPr>
               <w:t>Consultar historial de movimientos e inventario actual por proyecto</w:t>
             </w:r>
@@ -1807,11 +1978,17 @@
           <w:p>
             <w:pPr>
               <w:jc w:val="center"/>
-            </w:pPr>
-            <w:r>
-              <w:rPr>
-                <w:rFonts w:ascii="Calibri" w:hAnsi="Calibri"/>
-                <w:color w:val="000000"/>
+              <w:rPr>
+                <w:sz w:val="16"/>
+                <w:szCs w:val="16"/>
+              </w:rPr>
+            </w:pPr>
+            <w:r>
+              <w:rPr>
+                <w:rFonts w:ascii="Calibri" w:hAnsi="Calibri"/>
+                <w:color w:val="000000"/>
+                <w:sz w:val="16"/>
+                <w:szCs w:val="16"/>
               </w:rPr>
               <w:t>HU</w:t>
             </w:r>
@@ -1824,10 +2001,18 @@
             <w:vAlign w:val="center"/>
           </w:tcPr>
           <w:p>
-            <w:r>
-              <w:rPr>
-                <w:rFonts w:ascii="Calibri" w:hAnsi="Calibri"/>
-                <w:color w:val="000000"/>
+            <w:pPr>
+              <w:rPr>
+                <w:sz w:val="16"/>
+                <w:szCs w:val="16"/>
+              </w:rPr>
+            </w:pPr>
+            <w:r>
+              <w:rPr>
+                <w:rFonts w:ascii="Calibri" w:hAnsi="Calibri"/>
+                <w:color w:val="000000"/>
+                <w:sz w:val="16"/>
+                <w:szCs w:val="16"/>
               </w:rPr>
               <w:t>Bodega</w:t>
             </w:r>
@@ -1842,11 +2027,17 @@
           <w:p>
             <w:pPr>
               <w:jc w:val="center"/>
-            </w:pPr>
-            <w:r>
-              <w:rPr>
-                <w:rFonts w:ascii="Calibri" w:hAnsi="Calibri"/>
-                <w:color w:val="000000"/>
+              <w:rPr>
+                <w:sz w:val="16"/>
+                <w:szCs w:val="16"/>
+              </w:rPr>
+            </w:pPr>
+            <w:r>
+              <w:rPr>
+                <w:rFonts w:ascii="Calibri" w:hAnsi="Calibri"/>
+                <w:color w:val="000000"/>
+                <w:sz w:val="16"/>
+                <w:szCs w:val="16"/>
               </w:rPr>
               <w:t>5</w:t>
             </w:r>
@@ -1861,11 +2052,17 @@
           <w:p>
             <w:pPr>
               <w:jc w:val="center"/>
-            </w:pPr>
-            <w:r>
-              <w:rPr>
-                <w:rFonts w:ascii="Calibri" w:hAnsi="Calibri"/>
-                <w:color w:val="000000"/>
+              <w:rPr>
+                <w:sz w:val="16"/>
+                <w:szCs w:val="16"/>
+              </w:rPr>
+            </w:pPr>
+            <w:r>
+              <w:rPr>
+                <w:rFonts w:ascii="Calibri" w:hAnsi="Calibri"/>
+                <w:color w:val="000000"/>
+                <w:sz w:val="16"/>
+                <w:szCs w:val="16"/>
               </w:rPr>
               <w:t>5</w:t>
             </w:r>
@@ -1880,11 +2077,17 @@
           <w:p>
             <w:pPr>
               <w:jc w:val="center"/>
-            </w:pPr>
-            <w:r>
-              <w:rPr>
-                <w:rFonts w:ascii="Calibri" w:hAnsi="Calibri"/>
-                <w:color w:val="000000"/>
+              <w:rPr>
+                <w:sz w:val="16"/>
+                <w:szCs w:val="16"/>
+              </w:rPr>
+            </w:pPr>
+            <w:r>
+              <w:rPr>
+                <w:rFonts w:ascii="Calibri" w:hAnsi="Calibri"/>
+                <w:color w:val="000000"/>
+                <w:sz w:val="16"/>
+                <w:szCs w:val="16"/>
               </w:rPr>
               <w:t>0</w:t>
             </w:r>
@@ -1899,11 +2102,17 @@
           <w:p>
             <w:pPr>
               <w:jc w:val="center"/>
-            </w:pPr>
-            <w:r>
-              <w:rPr>
-                <w:rFonts w:ascii="Calibri" w:hAnsi="Calibri"/>
-                <w:color w:val="000000"/>
+              <w:rPr>
+                <w:sz w:val="16"/>
+                <w:szCs w:val="16"/>
+              </w:rPr>
+            </w:pPr>
+            <w:r>
+              <w:rPr>
+                <w:rFonts w:ascii="Calibri" w:hAnsi="Calibri"/>
+                <w:color w:val="000000"/>
+                <w:sz w:val="16"/>
+                <w:szCs w:val="16"/>
               </w:rPr>
               <w:t>100%</w:t>
             </w:r>
@@ -1918,11 +2127,17 @@
           <w:p>
             <w:pPr>
               <w:jc w:val="center"/>
-            </w:pPr>
-            <w:r>
-              <w:rPr>
-                <w:rFonts w:ascii="Calibri" w:hAnsi="Calibri"/>
-                <w:color w:val="000000"/>
+              <w:rPr>
+                <w:sz w:val="16"/>
+                <w:szCs w:val="16"/>
+              </w:rPr>
+            </w:pPr>
+            <w:r>
+              <w:rPr>
+                <w:rFonts w:ascii="Calibri" w:hAnsi="Calibri"/>
+                <w:color w:val="000000"/>
+                <w:sz w:val="16"/>
+                <w:szCs w:val="16"/>
               </w:rPr>
               <w:t>Completado</w:t>
             </w:r>
@@ -1935,10 +2150,18 @@
             <w:vAlign w:val="center"/>
           </w:tcPr>
           <w:p>
-            <w:r>
-              <w:rPr>
-                <w:rFonts w:ascii="Calibri" w:hAnsi="Calibri"/>
-                <w:color w:val="000000"/>
+            <w:pPr>
+              <w:rPr>
+                <w:sz w:val="16"/>
+                <w:szCs w:val="16"/>
+              </w:rPr>
+            </w:pPr>
+            <w:r>
+              <w:rPr>
+                <w:rFonts w:ascii="Calibri" w:hAnsi="Calibri"/>
+                <w:color w:val="000000"/>
+                <w:sz w:val="16"/>
+                <w:szCs w:val="16"/>
               </w:rPr>
               <w:t xml:space="preserve">Sin </w:t>
             </w:r>
@@ -1946,6 +2169,8 @@
               <w:rPr>
                 <w:rFonts w:ascii="Calibri" w:hAnsi="Calibri"/>
                 <w:color w:val="000000"/>
+                <w:sz w:val="16"/>
+                <w:szCs w:val="16"/>
               </w:rPr>
               <w:t>desvío</w:t>
             </w:r>
@@ -1965,11 +2190,17 @@
           <w:p>
             <w:pPr>
               <w:jc w:val="center"/>
-            </w:pPr>
-            <w:r>
-              <w:rPr>
-                <w:rFonts w:ascii="Calibri" w:hAnsi="Calibri"/>
-                <w:color w:val="000000"/>
+              <w:rPr>
+                <w:sz w:val="16"/>
+                <w:szCs w:val="16"/>
+              </w:rPr>
+            </w:pPr>
+            <w:r>
+              <w:rPr>
+                <w:rFonts w:ascii="Calibri" w:hAnsi="Calibri"/>
+                <w:color w:val="000000"/>
+                <w:sz w:val="16"/>
+                <w:szCs w:val="16"/>
               </w:rPr>
               <w:t>HT-06</w:t>
             </w:r>
@@ -1982,27 +2213,20 @@
             <w:vAlign w:val="center"/>
           </w:tcPr>
           <w:p>
-            <w:r>
-              <w:rPr>
-                <w:rFonts w:ascii="Calibri" w:hAnsi="Calibri"/>
-                <w:color w:val="000000"/>
-              </w:rPr>
-              <w:t>Migración</w:t>
-            </w:r>
-            <w:r>
-              <w:rPr>
-                <w:rFonts w:ascii="Calibri" w:hAnsi="Calibri"/>
-                <w:color w:val="000000"/>
-              </w:rPr>
-              <w:t xml:space="preserve"> de tokens </w:t>
-            </w:r>
-            <w:r>
-              <w:rPr>
-                <w:rFonts w:ascii="Calibri" w:hAnsi="Calibri"/>
-                <w:color w:val="000000"/>
-              </w:rPr>
-              <w:lastRenderedPageBreak/>
-              <w:t>legacy: 'Administrador' hacia 'Administrador del Sistema'</w:t>
+            <w:pPr>
+              <w:rPr>
+                <w:sz w:val="16"/>
+                <w:szCs w:val="16"/>
+              </w:rPr>
+            </w:pPr>
+            <w:r>
+              <w:rPr>
+                <w:rFonts w:ascii="Calibri" w:hAnsi="Calibri"/>
+                <w:color w:val="000000"/>
+                <w:sz w:val="16"/>
+                <w:szCs w:val="16"/>
+              </w:rPr>
+              <w:t>Migración de tokens legacy: 'Administrador' hacia 'Administrador del Sistema'</w:t>
             </w:r>
           </w:p>
         </w:tc>
@@ -2015,13 +2239,18 @@
           <w:p>
             <w:pPr>
               <w:jc w:val="center"/>
-            </w:pPr>
-            <w:r>
-              <w:rPr>
-                <w:rFonts w:ascii="Calibri" w:hAnsi="Calibri"/>
-                <w:color w:val="000000"/>
-              </w:rPr>
-              <w:lastRenderedPageBreak/>
+              <w:rPr>
+                <w:sz w:val="16"/>
+                <w:szCs w:val="16"/>
+              </w:rPr>
+            </w:pPr>
+            <w:r>
+              <w:rPr>
+                <w:rFonts w:ascii="Calibri" w:hAnsi="Calibri"/>
+                <w:color w:val="000000"/>
+                <w:sz w:val="16"/>
+                <w:szCs w:val="16"/>
+              </w:rPr>
               <w:t>HT</w:t>
             </w:r>
           </w:p>
@@ -2033,20 +2262,20 @@
             <w:vAlign w:val="center"/>
           </w:tcPr>
           <w:p>
-            <w:r>
-              <w:rPr>
-                <w:rFonts w:ascii="Calibri" w:hAnsi="Calibri"/>
-                <w:color w:val="000000"/>
-              </w:rPr>
-              <w:t>Autenticació</w:t>
-            </w:r>
-            <w:r>
-              <w:rPr>
-                <w:rFonts w:ascii="Calibri" w:hAnsi="Calibri"/>
-                <w:color w:val="000000"/>
-              </w:rPr>
-              <w:lastRenderedPageBreak/>
-              <w:t>n</w:t>
+            <w:pPr>
+              <w:rPr>
+                <w:sz w:val="16"/>
+                <w:szCs w:val="16"/>
+              </w:rPr>
+            </w:pPr>
+            <w:r>
+              <w:rPr>
+                <w:rFonts w:ascii="Calibri" w:hAnsi="Calibri"/>
+                <w:color w:val="000000"/>
+                <w:sz w:val="16"/>
+                <w:szCs w:val="16"/>
+              </w:rPr>
+              <w:t>Autenticación</w:t>
             </w:r>
           </w:p>
         </w:tc>
@@ -2059,13 +2288,18 @@
           <w:p>
             <w:pPr>
               <w:jc w:val="center"/>
-            </w:pPr>
-            <w:r>
-              <w:rPr>
-                <w:rFonts w:ascii="Calibri" w:hAnsi="Calibri"/>
-                <w:color w:val="000000"/>
-              </w:rPr>
-              <w:lastRenderedPageBreak/>
+              <w:rPr>
+                <w:sz w:val="16"/>
+                <w:szCs w:val="16"/>
+              </w:rPr>
+            </w:pPr>
+            <w:r>
+              <w:rPr>
+                <w:rFonts w:ascii="Calibri" w:hAnsi="Calibri"/>
+                <w:color w:val="000000"/>
+                <w:sz w:val="16"/>
+                <w:szCs w:val="16"/>
+              </w:rPr>
               <w:t>3</w:t>
             </w:r>
           </w:p>
@@ -2079,11 +2313,17 @@
           <w:p>
             <w:pPr>
               <w:jc w:val="center"/>
-            </w:pPr>
-            <w:r>
-              <w:rPr>
-                <w:rFonts w:ascii="Calibri" w:hAnsi="Calibri"/>
-                <w:color w:val="000000"/>
+              <w:rPr>
+                <w:sz w:val="16"/>
+                <w:szCs w:val="16"/>
+              </w:rPr>
+            </w:pPr>
+            <w:r>
+              <w:rPr>
+                <w:rFonts w:ascii="Calibri" w:hAnsi="Calibri"/>
+                <w:color w:val="000000"/>
+                <w:sz w:val="16"/>
+                <w:szCs w:val="16"/>
               </w:rPr>
               <w:t>3</w:t>
             </w:r>
@@ -2098,11 +2338,17 @@
           <w:p>
             <w:pPr>
               <w:jc w:val="center"/>
-            </w:pPr>
-            <w:r>
-              <w:rPr>
-                <w:rFonts w:ascii="Calibri" w:hAnsi="Calibri"/>
-                <w:color w:val="000000"/>
+              <w:rPr>
+                <w:sz w:val="16"/>
+                <w:szCs w:val="16"/>
+              </w:rPr>
+            </w:pPr>
+            <w:r>
+              <w:rPr>
+                <w:rFonts w:ascii="Calibri" w:hAnsi="Calibri"/>
+                <w:color w:val="000000"/>
+                <w:sz w:val="16"/>
+                <w:szCs w:val="16"/>
               </w:rPr>
               <w:t>0</w:t>
             </w:r>
@@ -2117,11 +2363,17 @@
           <w:p>
             <w:pPr>
               <w:jc w:val="center"/>
-            </w:pPr>
-            <w:r>
-              <w:rPr>
-                <w:rFonts w:ascii="Calibri" w:hAnsi="Calibri"/>
-                <w:color w:val="000000"/>
+              <w:rPr>
+                <w:sz w:val="16"/>
+                <w:szCs w:val="16"/>
+              </w:rPr>
+            </w:pPr>
+            <w:r>
+              <w:rPr>
+                <w:rFonts w:ascii="Calibri" w:hAnsi="Calibri"/>
+                <w:color w:val="000000"/>
+                <w:sz w:val="16"/>
+                <w:szCs w:val="16"/>
               </w:rPr>
               <w:t>100%</w:t>
             </w:r>
@@ -2136,21 +2388,19 @@
           <w:p>
             <w:pPr>
               <w:jc w:val="center"/>
-            </w:pPr>
-            <w:r>
-              <w:rPr>
-                <w:rFonts w:ascii="Calibri" w:hAnsi="Calibri"/>
-                <w:color w:val="000000"/>
-              </w:rPr>
-              <w:t>Completa</w:t>
-            </w:r>
-            <w:r>
-              <w:rPr>
-                <w:rFonts w:ascii="Calibri" w:hAnsi="Calibri"/>
-                <w:color w:val="000000"/>
-              </w:rPr>
-              <w:lastRenderedPageBreak/>
-              <w:t>do</w:t>
+              <w:rPr>
+                <w:sz w:val="16"/>
+                <w:szCs w:val="16"/>
+              </w:rPr>
+            </w:pPr>
+            <w:r>
+              <w:rPr>
+                <w:rFonts w:ascii="Calibri" w:hAnsi="Calibri"/>
+                <w:color w:val="000000"/>
+                <w:sz w:val="16"/>
+                <w:szCs w:val="16"/>
+              </w:rPr>
+              <w:t>Completado</w:t>
             </w:r>
           </w:p>
         </w:tc>
@@ -2161,20 +2411,28 @@
             <w:vAlign w:val="center"/>
           </w:tcPr>
           <w:p>
-            <w:r>
-              <w:rPr>
-                <w:rFonts w:ascii="Calibri" w:hAnsi="Calibri"/>
-                <w:color w:val="000000"/>
-              </w:rPr>
-              <w:lastRenderedPageBreak/>
+            <w:pPr>
+              <w:rPr>
+                <w:sz w:val="16"/>
+                <w:szCs w:val="16"/>
+              </w:rPr>
+            </w:pPr>
+            <w:r>
+              <w:rPr>
+                <w:rFonts w:ascii="Calibri" w:hAnsi="Calibri"/>
+                <w:color w:val="000000"/>
+                <w:sz w:val="16"/>
+                <w:szCs w:val="16"/>
+              </w:rPr>
               <w:t xml:space="preserve">Sin </w:t>
             </w:r>
             <w:r>
               <w:rPr>
                 <w:rFonts w:ascii="Calibri" w:hAnsi="Calibri"/>
                 <w:color w:val="000000"/>
-              </w:rPr>
-              <w:lastRenderedPageBreak/>
+                <w:sz w:val="16"/>
+                <w:szCs w:val="16"/>
+              </w:rPr>
               <w:t>desvío</w:t>
             </w:r>
           </w:p>
@@ -2193,13 +2451,18 @@
           <w:p>
             <w:pPr>
               <w:jc w:val="center"/>
-            </w:pPr>
-            <w:r>
-              <w:rPr>
-                <w:rFonts w:ascii="Calibri" w:hAnsi="Calibri"/>
-                <w:color w:val="000000"/>
-              </w:rPr>
-              <w:lastRenderedPageBreak/>
+              <w:rPr>
+                <w:sz w:val="16"/>
+                <w:szCs w:val="16"/>
+              </w:rPr>
+            </w:pPr>
+            <w:r>
+              <w:rPr>
+                <w:rFonts w:ascii="Calibri" w:hAnsi="Calibri"/>
+                <w:color w:val="000000"/>
+                <w:sz w:val="16"/>
+                <w:szCs w:val="16"/>
+              </w:rPr>
               <w:t>HT-07</w:t>
             </w:r>
           </w:p>
@@ -2211,19 +2474,20 @@
             <w:vAlign w:val="center"/>
           </w:tcPr>
           <w:p>
-            <w:r>
-              <w:rPr>
-                <w:rFonts w:ascii="Calibri" w:hAnsi="Calibri"/>
-                <w:color w:val="000000"/>
-              </w:rPr>
-              <w:t>Estándar</w:t>
-            </w:r>
-            <w:r>
-              <w:rPr>
-                <w:rFonts w:ascii="Calibri" w:hAnsi="Calibri"/>
-                <w:color w:val="000000"/>
-              </w:rPr>
-              <w:t xml:space="preserve"> documentado de pipeline de middleware para endpoints con upload de archivos</w:t>
+            <w:pPr>
+              <w:rPr>
+                <w:sz w:val="16"/>
+                <w:szCs w:val="16"/>
+              </w:rPr>
+            </w:pPr>
+            <w:r>
+              <w:rPr>
+                <w:rFonts w:ascii="Calibri" w:hAnsi="Calibri"/>
+                <w:color w:val="000000"/>
+                <w:sz w:val="16"/>
+                <w:szCs w:val="16"/>
+              </w:rPr>
+              <w:t>Estándar documentado de pipeline de middleware para endpoints con upload de archivos</w:t>
             </w:r>
           </w:p>
         </w:tc>
@@ -2236,11 +2500,17 @@
           <w:p>
             <w:pPr>
               <w:jc w:val="center"/>
-            </w:pPr>
-            <w:r>
-              <w:rPr>
-                <w:rFonts w:ascii="Calibri" w:hAnsi="Calibri"/>
-                <w:color w:val="000000"/>
+              <w:rPr>
+                <w:sz w:val="16"/>
+                <w:szCs w:val="16"/>
+              </w:rPr>
+            </w:pPr>
+            <w:r>
+              <w:rPr>
+                <w:rFonts w:ascii="Calibri" w:hAnsi="Calibri"/>
+                <w:color w:val="000000"/>
+                <w:sz w:val="16"/>
+                <w:szCs w:val="16"/>
               </w:rPr>
               <w:t>HT</w:t>
             </w:r>
@@ -2253,10 +2523,18 @@
             <w:vAlign w:val="center"/>
           </w:tcPr>
           <w:p>
-            <w:r>
-              <w:rPr>
-                <w:rFonts w:ascii="Calibri" w:hAnsi="Calibri"/>
-                <w:color w:val="000000"/>
+            <w:pPr>
+              <w:rPr>
+                <w:sz w:val="16"/>
+                <w:szCs w:val="16"/>
+              </w:rPr>
+            </w:pPr>
+            <w:r>
+              <w:rPr>
+                <w:rFonts w:ascii="Calibri" w:hAnsi="Calibri"/>
+                <w:color w:val="000000"/>
+                <w:sz w:val="16"/>
+                <w:szCs w:val="16"/>
               </w:rPr>
               <w:t>Infraestructura</w:t>
             </w:r>
@@ -2271,11 +2549,17 @@
           <w:p>
             <w:pPr>
               <w:jc w:val="center"/>
-            </w:pPr>
-            <w:r>
-              <w:rPr>
-                <w:rFonts w:ascii="Calibri" w:hAnsi="Calibri"/>
-                <w:color w:val="000000"/>
+              <w:rPr>
+                <w:sz w:val="16"/>
+                <w:szCs w:val="16"/>
+              </w:rPr>
+            </w:pPr>
+            <w:r>
+              <w:rPr>
+                <w:rFonts w:ascii="Calibri" w:hAnsi="Calibri"/>
+                <w:color w:val="000000"/>
+                <w:sz w:val="16"/>
+                <w:szCs w:val="16"/>
               </w:rPr>
               <w:t>3</w:t>
             </w:r>
@@ -2290,11 +2574,17 @@
           <w:p>
             <w:pPr>
               <w:jc w:val="center"/>
-            </w:pPr>
-            <w:r>
-              <w:rPr>
-                <w:rFonts w:ascii="Calibri" w:hAnsi="Calibri"/>
-                <w:color w:val="000000"/>
+              <w:rPr>
+                <w:sz w:val="16"/>
+                <w:szCs w:val="16"/>
+              </w:rPr>
+            </w:pPr>
+            <w:r>
+              <w:rPr>
+                <w:rFonts w:ascii="Calibri" w:hAnsi="Calibri"/>
+                <w:color w:val="000000"/>
+                <w:sz w:val="16"/>
+                <w:szCs w:val="16"/>
               </w:rPr>
               <w:t>3</w:t>
             </w:r>
@@ -2309,11 +2599,17 @@
           <w:p>
             <w:pPr>
               <w:jc w:val="center"/>
-            </w:pPr>
-            <w:r>
-              <w:rPr>
-                <w:rFonts w:ascii="Calibri" w:hAnsi="Calibri"/>
-                <w:color w:val="000000"/>
+              <w:rPr>
+                <w:sz w:val="16"/>
+                <w:szCs w:val="16"/>
+              </w:rPr>
+            </w:pPr>
+            <w:r>
+              <w:rPr>
+                <w:rFonts w:ascii="Calibri" w:hAnsi="Calibri"/>
+                <w:color w:val="000000"/>
+                <w:sz w:val="16"/>
+                <w:szCs w:val="16"/>
               </w:rPr>
               <w:t>0</w:t>
             </w:r>
@@ -2328,11 +2624,17 @@
           <w:p>
             <w:pPr>
               <w:jc w:val="center"/>
-            </w:pPr>
-            <w:r>
-              <w:rPr>
-                <w:rFonts w:ascii="Calibri" w:hAnsi="Calibri"/>
-                <w:color w:val="000000"/>
+              <w:rPr>
+                <w:sz w:val="16"/>
+                <w:szCs w:val="16"/>
+              </w:rPr>
+            </w:pPr>
+            <w:r>
+              <w:rPr>
+                <w:rFonts w:ascii="Calibri" w:hAnsi="Calibri"/>
+                <w:color w:val="000000"/>
+                <w:sz w:val="16"/>
+                <w:szCs w:val="16"/>
               </w:rPr>
               <w:t>100%</w:t>
             </w:r>
@@ -2347,11 +2649,17 @@
           <w:p>
             <w:pPr>
               <w:jc w:val="center"/>
-            </w:pPr>
-            <w:r>
-              <w:rPr>
-                <w:rFonts w:ascii="Calibri" w:hAnsi="Calibri"/>
-                <w:color w:val="000000"/>
+              <w:rPr>
+                <w:sz w:val="16"/>
+                <w:szCs w:val="16"/>
+              </w:rPr>
+            </w:pPr>
+            <w:r>
+              <w:rPr>
+                <w:rFonts w:ascii="Calibri" w:hAnsi="Calibri"/>
+                <w:color w:val="000000"/>
+                <w:sz w:val="16"/>
+                <w:szCs w:val="16"/>
               </w:rPr>
               <w:t>Completado</w:t>
             </w:r>
@@ -2364,10 +2672,18 @@
             <w:vAlign w:val="center"/>
           </w:tcPr>
           <w:p>
-            <w:r>
-              <w:rPr>
-                <w:rFonts w:ascii="Calibri" w:hAnsi="Calibri"/>
-                <w:color w:val="000000"/>
+            <w:pPr>
+              <w:rPr>
+                <w:sz w:val="16"/>
+                <w:szCs w:val="16"/>
+              </w:rPr>
+            </w:pPr>
+            <w:r>
+              <w:rPr>
+                <w:rFonts w:ascii="Calibri" w:hAnsi="Calibri"/>
+                <w:color w:val="000000"/>
+                <w:sz w:val="16"/>
+                <w:szCs w:val="16"/>
               </w:rPr>
               <w:t xml:space="preserve">Sin </w:t>
             </w:r>
@@ -2375,6 +2691,8 @@
               <w:rPr>
                 <w:rFonts w:ascii="Calibri" w:hAnsi="Calibri"/>
                 <w:color w:val="000000"/>
+                <w:sz w:val="16"/>
+                <w:szCs w:val="16"/>
               </w:rPr>
               <w:t>desvío</w:t>
             </w:r>
@@ -2394,11 +2712,17 @@
           <w:p>
             <w:pPr>
               <w:jc w:val="center"/>
-            </w:pPr>
-            <w:r>
-              <w:rPr>
-                <w:rFonts w:ascii="Calibri" w:hAnsi="Calibri"/>
-                <w:color w:val="000000"/>
+              <w:rPr>
+                <w:sz w:val="16"/>
+                <w:szCs w:val="16"/>
+              </w:rPr>
+            </w:pPr>
+            <w:r>
+              <w:rPr>
+                <w:rFonts w:ascii="Calibri" w:hAnsi="Calibri"/>
+                <w:color w:val="000000"/>
+                <w:sz w:val="16"/>
+                <w:szCs w:val="16"/>
               </w:rPr>
               <w:t>HT-08</w:t>
             </w:r>
@@ -2411,10 +2735,18 @@
             <w:vAlign w:val="center"/>
           </w:tcPr>
           <w:p>
-            <w:r>
-              <w:rPr>
-                <w:rFonts w:ascii="Calibri" w:hAnsi="Calibri"/>
-                <w:color w:val="000000"/>
+            <w:pPr>
+              <w:rPr>
+                <w:sz w:val="16"/>
+                <w:szCs w:val="16"/>
+              </w:rPr>
+            </w:pPr>
+            <w:r>
+              <w:rPr>
+                <w:rFonts w:ascii="Calibri" w:hAnsi="Calibri"/>
+                <w:color w:val="000000"/>
+                <w:sz w:val="16"/>
+                <w:szCs w:val="16"/>
               </w:rPr>
               <w:t xml:space="preserve">Suite de pruebas automatizadas: materiales, bodega y </w:t>
             </w:r>
@@ -2422,6 +2754,8 @@
               <w:rPr>
                 <w:rFonts w:ascii="Calibri" w:hAnsi="Calibri"/>
                 <w:color w:val="000000"/>
+                <w:sz w:val="16"/>
+                <w:szCs w:val="16"/>
               </w:rPr>
               <w:t>validación</w:t>
             </w:r>
@@ -2429,6 +2763,8 @@
               <w:rPr>
                 <w:rFonts w:ascii="Calibri" w:hAnsi="Calibri"/>
                 <w:color w:val="000000"/>
+                <w:sz w:val="16"/>
+                <w:szCs w:val="16"/>
               </w:rPr>
               <w:t xml:space="preserve"> MIME type/</w:t>
             </w:r>
@@ -2436,6 +2772,8 @@
               <w:rPr>
                 <w:rFonts w:ascii="Calibri" w:hAnsi="Calibri"/>
                 <w:color w:val="000000"/>
+                <w:sz w:val="16"/>
+                <w:szCs w:val="16"/>
               </w:rPr>
               <w:t>tamaño</w:t>
             </w:r>
@@ -2450,11 +2788,17 @@
           <w:p>
             <w:pPr>
               <w:jc w:val="center"/>
-            </w:pPr>
-            <w:r>
-              <w:rPr>
-                <w:rFonts w:ascii="Calibri" w:hAnsi="Calibri"/>
-                <w:color w:val="000000"/>
+              <w:rPr>
+                <w:sz w:val="16"/>
+                <w:szCs w:val="16"/>
+              </w:rPr>
+            </w:pPr>
+            <w:r>
+              <w:rPr>
+                <w:rFonts w:ascii="Calibri" w:hAnsi="Calibri"/>
+                <w:color w:val="000000"/>
+                <w:sz w:val="16"/>
+                <w:szCs w:val="16"/>
               </w:rPr>
               <w:t>HT</w:t>
             </w:r>
@@ -2467,10 +2811,18 @@
             <w:vAlign w:val="center"/>
           </w:tcPr>
           <w:p>
-            <w:r>
-              <w:rPr>
-                <w:rFonts w:ascii="Calibri" w:hAnsi="Calibri"/>
-                <w:color w:val="000000"/>
+            <w:pPr>
+              <w:rPr>
+                <w:sz w:val="16"/>
+                <w:szCs w:val="16"/>
+              </w:rPr>
+            </w:pPr>
+            <w:r>
+              <w:rPr>
+                <w:rFonts w:ascii="Calibri" w:hAnsi="Calibri"/>
+                <w:color w:val="000000"/>
+                <w:sz w:val="16"/>
+                <w:szCs w:val="16"/>
               </w:rPr>
               <w:t>Calidad</w:t>
             </w:r>
@@ -2485,11 +2837,17 @@
           <w:p>
             <w:pPr>
               <w:jc w:val="center"/>
-            </w:pPr>
-            <w:r>
-              <w:rPr>
-                <w:rFonts w:ascii="Calibri" w:hAnsi="Calibri"/>
-                <w:color w:val="000000"/>
+              <w:rPr>
+                <w:sz w:val="16"/>
+                <w:szCs w:val="16"/>
+              </w:rPr>
+            </w:pPr>
+            <w:r>
+              <w:rPr>
+                <w:rFonts w:ascii="Calibri" w:hAnsi="Calibri"/>
+                <w:color w:val="000000"/>
+                <w:sz w:val="16"/>
+                <w:szCs w:val="16"/>
               </w:rPr>
               <w:t>5</w:t>
             </w:r>
@@ -2504,11 +2862,17 @@
           <w:p>
             <w:pPr>
               <w:jc w:val="center"/>
-            </w:pPr>
-            <w:r>
-              <w:rPr>
-                <w:rFonts w:ascii="Calibri" w:hAnsi="Calibri"/>
-                <w:color w:val="000000"/>
+              <w:rPr>
+                <w:sz w:val="16"/>
+                <w:szCs w:val="16"/>
+              </w:rPr>
+            </w:pPr>
+            <w:r>
+              <w:rPr>
+                <w:rFonts w:ascii="Calibri" w:hAnsi="Calibri"/>
+                <w:color w:val="000000"/>
+                <w:sz w:val="16"/>
+                <w:szCs w:val="16"/>
               </w:rPr>
               <w:t>5</w:t>
             </w:r>
@@ -2523,11 +2887,17 @@
           <w:p>
             <w:pPr>
               <w:jc w:val="center"/>
-            </w:pPr>
-            <w:r>
-              <w:rPr>
-                <w:rFonts w:ascii="Calibri" w:hAnsi="Calibri"/>
-                <w:color w:val="000000"/>
+              <w:rPr>
+                <w:sz w:val="16"/>
+                <w:szCs w:val="16"/>
+              </w:rPr>
+            </w:pPr>
+            <w:r>
+              <w:rPr>
+                <w:rFonts w:ascii="Calibri" w:hAnsi="Calibri"/>
+                <w:color w:val="000000"/>
+                <w:sz w:val="16"/>
+                <w:szCs w:val="16"/>
               </w:rPr>
               <w:t>0</w:t>
             </w:r>
@@ -2542,11 +2912,17 @@
           <w:p>
             <w:pPr>
               <w:jc w:val="center"/>
-            </w:pPr>
-            <w:r>
-              <w:rPr>
-                <w:rFonts w:ascii="Calibri" w:hAnsi="Calibri"/>
-                <w:color w:val="000000"/>
+              <w:rPr>
+                <w:sz w:val="16"/>
+                <w:szCs w:val="16"/>
+              </w:rPr>
+            </w:pPr>
+            <w:r>
+              <w:rPr>
+                <w:rFonts w:ascii="Calibri" w:hAnsi="Calibri"/>
+                <w:color w:val="000000"/>
+                <w:sz w:val="16"/>
+                <w:szCs w:val="16"/>
               </w:rPr>
               <w:t>100%</w:t>
             </w:r>
@@ -2561,11 +2937,17 @@
           <w:p>
             <w:pPr>
               <w:jc w:val="center"/>
-            </w:pPr>
-            <w:r>
-              <w:rPr>
-                <w:rFonts w:ascii="Calibri" w:hAnsi="Calibri"/>
-                <w:color w:val="000000"/>
+              <w:rPr>
+                <w:sz w:val="16"/>
+                <w:szCs w:val="16"/>
+              </w:rPr>
+            </w:pPr>
+            <w:r>
+              <w:rPr>
+                <w:rFonts w:ascii="Calibri" w:hAnsi="Calibri"/>
+                <w:color w:val="000000"/>
+                <w:sz w:val="16"/>
+                <w:szCs w:val="16"/>
               </w:rPr>
               <w:t>Completado</w:t>
             </w:r>
@@ -2578,10 +2960,18 @@
             <w:vAlign w:val="center"/>
           </w:tcPr>
           <w:p>
-            <w:r>
-              <w:rPr>
-                <w:rFonts w:ascii="Calibri" w:hAnsi="Calibri"/>
-                <w:color w:val="000000"/>
+            <w:pPr>
+              <w:rPr>
+                <w:sz w:val="16"/>
+                <w:szCs w:val="16"/>
+              </w:rPr>
+            </w:pPr>
+            <w:r>
+              <w:rPr>
+                <w:rFonts w:ascii="Calibri" w:hAnsi="Calibri"/>
+                <w:color w:val="000000"/>
+                <w:sz w:val="16"/>
+                <w:szCs w:val="16"/>
               </w:rPr>
               <w:t xml:space="preserve">Sin </w:t>
             </w:r>
@@ -2589,6 +2979,8 @@
               <w:rPr>
                 <w:rFonts w:ascii="Calibri" w:hAnsi="Calibri"/>
                 <w:color w:val="000000"/>
+                <w:sz w:val="16"/>
+                <w:szCs w:val="16"/>
               </w:rPr>
               <w:t>desvío</w:t>
             </w:r>
@@ -2608,12 +3000,18 @@
           <w:p>
             <w:pPr>
               <w:jc w:val="center"/>
+              <w:rPr>
+                <w:sz w:val="16"/>
+                <w:szCs w:val="16"/>
+              </w:rPr>
             </w:pPr>
             <w:r>
               <w:rPr>
                 <w:rFonts w:ascii="Calibri" w:hAnsi="Calibri"/>
                 <w:b/>
                 <w:color w:val="FFFFFF"/>
+                <w:sz w:val="16"/>
+                <w:szCs w:val="16"/>
               </w:rPr>
               <w:t>TOTALES</w:t>
             </w:r>
@@ -2625,7 +3023,14 @@
             <w:shd w:val="clear" w:color="auto" w:fill="1F3864"/>
             <w:vAlign w:val="center"/>
           </w:tcPr>
-          <w:p/>
+          <w:p>
+            <w:pPr>
+              <w:rPr>
+                <w:sz w:val="16"/>
+                <w:szCs w:val="16"/>
+              </w:rPr>
+            </w:pPr>
+          </w:p>
         </w:tc>
         <w:tc>
           <w:tcPr>
@@ -2633,7 +3038,14 @@
             <w:shd w:val="clear" w:color="auto" w:fill="1F3864"/>
             <w:vAlign w:val="center"/>
           </w:tcPr>
-          <w:p/>
+          <w:p>
+            <w:pPr>
+              <w:rPr>
+                <w:sz w:val="16"/>
+                <w:szCs w:val="16"/>
+              </w:rPr>
+            </w:pPr>
+          </w:p>
         </w:tc>
         <w:tc>
           <w:tcPr>
@@ -2641,7 +3053,14 @@
             <w:shd w:val="clear" w:color="auto" w:fill="1F3864"/>
             <w:vAlign w:val="center"/>
           </w:tcPr>
-          <w:p/>
+          <w:p>
+            <w:pPr>
+              <w:rPr>
+                <w:sz w:val="16"/>
+                <w:szCs w:val="16"/>
+              </w:rPr>
+            </w:pPr>
+          </w:p>
         </w:tc>
         <w:tc>
           <w:tcPr>
@@ -2652,12 +3071,18 @@
           <w:p>
             <w:pPr>
               <w:jc w:val="center"/>
+              <w:rPr>
+                <w:sz w:val="16"/>
+                <w:szCs w:val="16"/>
+              </w:rPr>
             </w:pPr>
             <w:r>
               <w:rPr>
                 <w:rFonts w:ascii="Calibri" w:hAnsi="Calibri"/>
                 <w:b/>
                 <w:color w:val="000000"/>
+                <w:sz w:val="16"/>
+                <w:szCs w:val="16"/>
               </w:rPr>
               <w:t>32</w:t>
             </w:r>
@@ -2672,12 +3097,18 @@
           <w:p>
             <w:pPr>
               <w:jc w:val="center"/>
+              <w:rPr>
+                <w:sz w:val="16"/>
+                <w:szCs w:val="16"/>
+              </w:rPr>
             </w:pPr>
             <w:r>
               <w:rPr>
                 <w:rFonts w:ascii="Calibri" w:hAnsi="Calibri"/>
                 <w:b/>
                 <w:color w:val="000000"/>
+                <w:sz w:val="16"/>
+                <w:szCs w:val="16"/>
               </w:rPr>
               <w:t>32</w:t>
             </w:r>
@@ -2692,12 +3123,18 @@
           <w:p>
             <w:pPr>
               <w:jc w:val="center"/>
+              <w:rPr>
+                <w:sz w:val="16"/>
+                <w:szCs w:val="16"/>
+              </w:rPr>
             </w:pPr>
             <w:r>
               <w:rPr>
                 <w:rFonts w:ascii="Calibri" w:hAnsi="Calibri"/>
                 <w:b/>
                 <w:color w:val="000000"/>
+                <w:sz w:val="16"/>
+                <w:szCs w:val="16"/>
               </w:rPr>
               <w:t>0</w:t>
             </w:r>
@@ -2712,12 +3149,18 @@
           <w:p>
             <w:pPr>
               <w:jc w:val="center"/>
+              <w:rPr>
+                <w:sz w:val="16"/>
+                <w:szCs w:val="16"/>
+              </w:rPr>
             </w:pPr>
             <w:r>
               <w:rPr>
                 <w:rFonts w:ascii="Calibri" w:hAnsi="Calibri"/>
                 <w:b/>
                 <w:color w:val="000000"/>
+                <w:sz w:val="16"/>
+                <w:szCs w:val="16"/>
               </w:rPr>
               <w:t>100%</w:t>
             </w:r>
@@ -2729,7 +3172,14 @@
             <w:shd w:val="clear" w:color="auto" w:fill="1F3864"/>
             <w:vAlign w:val="center"/>
           </w:tcPr>
-          <w:p/>
+          <w:p>
+            <w:pPr>
+              <w:rPr>
+                <w:sz w:val="16"/>
+                <w:szCs w:val="16"/>
+              </w:rPr>
+            </w:pPr>
+          </w:p>
         </w:tc>
         <w:tc>
           <w:tcPr>
@@ -2737,7 +3187,14 @@
             <w:shd w:val="clear" w:color="auto" w:fill="1F3864"/>
             <w:vAlign w:val="center"/>
           </w:tcPr>
-          <w:p/>
+          <w:p>
+            <w:pPr>
+              <w:rPr>
+                <w:sz w:val="16"/>
+                <w:szCs w:val="16"/>
+              </w:rPr>
+            </w:pPr>
+          </w:p>
         </w:tc>
       </w:tr>
     </w:tbl>
@@ -2746,6 +3203,7 @@
         <w:pStyle w:val="Ttulo1"/>
       </w:pPr>
       <w:r>
+        <w:lastRenderedPageBreak/>
         <w:t>4. Resumen cuantitativo del sprint</w:t>
       </w:r>
     </w:p>
@@ -3611,7 +4069,7 @@
                 <w:rFonts w:ascii="Calibri" w:hAnsi="Calibri"/>
                 <w:szCs w:val="28"/>
               </w:rPr>
-              <w:t>Compromisos Sprint 02 §8.3 cerrados</w:t>
+              <w:t>Compromisos Sprint 02 8.3 cerrados</w:t>
             </w:r>
           </w:p>
         </w:tc>
@@ -4053,7 +4511,6 @@
                 <w:b/>
                 <w:szCs w:val="28"/>
               </w:rPr>
-              <w:lastRenderedPageBreak/>
               <w:t>Lecciones aprendidas clave</w:t>
             </w:r>
           </w:p>
@@ -4495,6 +4952,7 @@
                 <w:color w:val="000000"/>
                 <w:szCs w:val="28"/>
               </w:rPr>
+              <w:lastRenderedPageBreak/>
               <w:t>HU</w:t>
             </w:r>
           </w:p>
@@ -5203,55 +5661,7 @@
                 <w:color w:val="000000"/>
                 <w:szCs w:val="28"/>
               </w:rPr>
-              <w:t>Operación</w:t>
-            </w:r>
-            <w:r>
-              <w:rPr>
-                <w:rFonts w:ascii="Calibri" w:hAnsi="Calibri"/>
-                <w:color w:val="000000"/>
-                <w:szCs w:val="28"/>
-              </w:rPr>
-              <w:t xml:space="preserve"> </w:t>
-            </w:r>
-            <w:r>
-              <w:rPr>
-                <w:rFonts w:ascii="Calibri" w:hAnsi="Calibri"/>
-                <w:color w:val="000000"/>
-                <w:szCs w:val="28"/>
-              </w:rPr>
-              <w:t>atómica</w:t>
-            </w:r>
-            <w:r>
-              <w:rPr>
-                <w:rFonts w:ascii="Calibri" w:hAnsi="Calibri"/>
-                <w:color w:val="000000"/>
-                <w:szCs w:val="28"/>
-              </w:rPr>
-              <w:t xml:space="preserve"> de </w:t>
-            </w:r>
-            <w:r>
-              <w:rPr>
-                <w:rFonts w:ascii="Calibri" w:hAnsi="Calibri"/>
-                <w:color w:val="000000"/>
-                <w:szCs w:val="28"/>
-              </w:rPr>
-              <w:t>creación</w:t>
-            </w:r>
-            <w:r>
-              <w:rPr>
-                <w:rFonts w:ascii="Calibri" w:hAnsi="Calibri"/>
-                <w:color w:val="000000"/>
-                <w:szCs w:val="28"/>
-              </w:rPr>
-              <w:t xml:space="preserve"> o </w:t>
-            </w:r>
-            <w:r>
-              <w:rPr>
-                <w:rFonts w:ascii="Calibri" w:hAnsi="Calibri"/>
-                <w:color w:val="000000"/>
-                <w:szCs w:val="28"/>
-              </w:rPr>
-              <w:t>actualización</w:t>
+              <w:t>Operación atómica de creación o actualización</w:t>
             </w:r>
           </w:p>
         </w:tc>

--- a/Documentos Base/Sprint 3 documentacion/Sprint_03_Planificado_Realizado_ICARO.docx
+++ b/Documentos Base/Sprint 3 documentacion/Sprint_03_Planificado_Realizado_ICARO.docx
@@ -4761,27 +4761,23 @@
         <w:tblLook w:val="04A0" w:firstRow="1" w:lastRow="0" w:firstColumn="1" w:lastColumn="0" w:noHBand="0" w:noVBand="1"/>
       </w:tblPr>
       <w:tblGrid>
-        <w:gridCol w:w="1020"/>
-        <w:gridCol w:w="4535"/>
-        <w:gridCol w:w="3798"/>
+        <w:gridCol w:w="1101"/>
+        <w:gridCol w:w="3402"/>
       </w:tblGrid>
       <w:tr>
         <w:tc>
           <w:tcPr>
-            <w:tcW w:w="1020" w:type="dxa"/>
+            <w:tcW w:w="1101" w:type="dxa"/>
             <w:shd w:val="clear" w:color="auto" w:fill="1F3864"/>
-            <w:vAlign w:val="center"/>
-          </w:tcPr>
-          <w:p>
-            <w:pPr>
-              <w:jc w:val="center"/>
-              <w:rPr>
-                <w:szCs w:val="28"/>
-              </w:rPr>
-            </w:pPr>
-            <w:r>
-              <w:rPr>
-                <w:rFonts w:ascii="Calibri" w:hAnsi="Calibri"/>
+          </w:tcPr>
+          <w:p>
+            <w:pPr>
+              <w:rPr>
+                <w:szCs w:val="28"/>
+              </w:rPr>
+            </w:pPr>
+            <w:r>
+              <w:rPr>
                 <w:b/>
                 <w:color w:val="FFFFFF"/>
                 <w:szCs w:val="28"/>
@@ -4792,20 +4788,17 @@
         </w:tc>
         <w:tc>
           <w:tcPr>
-            <w:tcW w:w="4535" w:type="dxa"/>
+            <w:tcW w:w="3402" w:type="dxa"/>
             <w:shd w:val="clear" w:color="auto" w:fill="1F3864"/>
-            <w:vAlign w:val="center"/>
-          </w:tcPr>
-          <w:p>
-            <w:pPr>
-              <w:jc w:val="center"/>
-              <w:rPr>
-                <w:szCs w:val="28"/>
-              </w:rPr>
-            </w:pPr>
-            <w:r>
-              <w:rPr>
-                <w:rFonts w:ascii="Calibri" w:hAnsi="Calibri"/>
+          </w:tcPr>
+          <w:p>
+            <w:pPr>
+              <w:rPr>
+                <w:szCs w:val="28"/>
+              </w:rPr>
+            </w:pPr>
+            <w:r>
+              <w:rPr>
                 <w:b/>
                 <w:color w:val="FFFFFF"/>
                 <w:szCs w:val="28"/>
@@ -4814,854 +4807,701 @@
             </w:r>
           </w:p>
         </w:tc>
-        <w:tc>
-          <w:tcPr>
-            <w:tcW w:w="3798" w:type="dxa"/>
-            <w:shd w:val="clear" w:color="auto" w:fill="1F3864"/>
-            <w:vAlign w:val="center"/>
-          </w:tcPr>
-          <w:p>
-            <w:pPr>
-              <w:jc w:val="center"/>
-              <w:rPr>
-                <w:szCs w:val="28"/>
-              </w:rPr>
-            </w:pPr>
-            <w:r>
-              <w:rPr>
-                <w:rFonts w:ascii="Calibri" w:hAnsi="Calibri"/>
-                <w:b/>
-                <w:color w:val="FFFFFF"/>
-                <w:szCs w:val="28"/>
-              </w:rPr>
-              <w:t>Contexto de uso</w:t>
-            </w:r>
-          </w:p>
-        </w:tc>
       </w:tr>
       <w:tr>
-        <w:trPr>
-          <w:trHeight w:val="369"/>
-        </w:trPr>
-        <w:tc>
-          <w:tcPr>
-            <w:tcW w:w="1020" w:type="dxa"/>
+        <w:tc>
+          <w:tcPr>
+            <w:tcW w:w="1101" w:type="dxa"/>
             <w:shd w:val="clear" w:color="auto" w:fill="D9E1F2"/>
-            <w:vAlign w:val="center"/>
-          </w:tcPr>
-          <w:p>
-            <w:pPr>
-              <w:jc w:val="center"/>
-              <w:rPr>
-                <w:szCs w:val="28"/>
-              </w:rPr>
-            </w:pPr>
-            <w:r>
-              <w:rPr>
-                <w:rFonts w:ascii="Calibri" w:hAnsi="Calibri"/>
+          </w:tcPr>
+          <w:p>
+            <w:pPr>
+              <w:rPr>
+                <w:szCs w:val="28"/>
+              </w:rPr>
+            </w:pPr>
+            <w:r>
+              <w:rPr>
                 <w:b/>
                 <w:color w:val="000000"/>
                 <w:szCs w:val="28"/>
               </w:rPr>
-              <w:t>SP</w:t>
-            </w:r>
-          </w:p>
-        </w:tc>
-        <w:tc>
-          <w:tcPr>
-            <w:tcW w:w="4535" w:type="dxa"/>
+              <w:t>RET</w:t>
+            </w:r>
+          </w:p>
+        </w:tc>
+        <w:tc>
+          <w:tcPr>
+            <w:tcW w:w="3402" w:type="dxa"/>
             <w:shd w:val="clear" w:color="auto" w:fill="D9E1F2"/>
-            <w:vAlign w:val="center"/>
-          </w:tcPr>
-          <w:p>
-            <w:pPr>
-              <w:rPr>
-                <w:szCs w:val="28"/>
-              </w:rPr>
-            </w:pPr>
-            <w:r>
-              <w:rPr>
-                <w:rFonts w:ascii="Calibri" w:hAnsi="Calibri"/>
-                <w:color w:val="000000"/>
-                <w:szCs w:val="28"/>
-              </w:rPr>
-              <w:t>Story Point</w:t>
-            </w:r>
-          </w:p>
-        </w:tc>
-        <w:tc>
-          <w:tcPr>
-            <w:tcW w:w="3798" w:type="dxa"/>
-            <w:shd w:val="clear" w:color="auto" w:fill="D9E1F2"/>
-            <w:vAlign w:val="center"/>
-          </w:tcPr>
-          <w:p>
-            <w:pPr>
-              <w:rPr>
-                <w:szCs w:val="28"/>
-              </w:rPr>
-            </w:pPr>
-            <w:r>
-              <w:rPr>
-                <w:rFonts w:ascii="Calibri" w:hAnsi="Calibri"/>
-                <w:color w:val="000000"/>
-                <w:szCs w:val="28"/>
-              </w:rPr>
-              <w:t xml:space="preserve">Unidad de </w:t>
-            </w:r>
-            <w:r>
-              <w:rPr>
-                <w:rFonts w:ascii="Calibri" w:hAnsi="Calibri"/>
-                <w:color w:val="000000"/>
-                <w:szCs w:val="28"/>
-              </w:rPr>
-              <w:t>estimación</w:t>
-            </w:r>
-            <w:r>
-              <w:rPr>
-                <w:rFonts w:ascii="Calibri" w:hAnsi="Calibri"/>
-                <w:color w:val="000000"/>
-                <w:szCs w:val="28"/>
-              </w:rPr>
-              <w:t xml:space="preserve"> de esfuerzo</w:t>
+          </w:tcPr>
+          <w:p>
+            <w:pPr>
+              <w:rPr>
+                <w:szCs w:val="28"/>
+              </w:rPr>
+            </w:pPr>
+            <w:r>
+              <w:rPr>
+                <w:color w:val="000000"/>
+                <w:szCs w:val="28"/>
+              </w:rPr>
+              <w:t>Retrospectiva</w:t>
             </w:r>
           </w:p>
         </w:tc>
       </w:tr>
       <w:tr>
-        <w:trPr>
-          <w:trHeight w:val="369"/>
-        </w:trPr>
-        <w:tc>
-          <w:tcPr>
-            <w:tcW w:w="1020" w:type="dxa"/>
+        <w:tc>
+          <w:tcPr>
+            <w:tcW w:w="1101" w:type="dxa"/>
             <w:shd w:val="clear" w:color="auto" w:fill="FFFFFF"/>
-            <w:vAlign w:val="center"/>
-          </w:tcPr>
-          <w:p>
-            <w:pPr>
-              <w:jc w:val="center"/>
-              <w:rPr>
-                <w:szCs w:val="28"/>
-              </w:rPr>
-            </w:pPr>
-            <w:r>
-              <w:rPr>
-                <w:rFonts w:ascii="Calibri" w:hAnsi="Calibri"/>
+          </w:tcPr>
+          <w:p>
+            <w:pPr>
+              <w:rPr>
+                <w:szCs w:val="28"/>
+              </w:rPr>
+            </w:pPr>
+            <w:r>
+              <w:rPr>
                 <w:b/>
                 <w:color w:val="000000"/>
                 <w:szCs w:val="28"/>
               </w:rPr>
               <w:lastRenderedPageBreak/>
-              <w:t>HU</w:t>
-            </w:r>
-          </w:p>
-        </w:tc>
-        <w:tc>
-          <w:tcPr>
-            <w:tcW w:w="4535" w:type="dxa"/>
+              <w:t>SPR</w:t>
+            </w:r>
+          </w:p>
+        </w:tc>
+        <w:tc>
+          <w:tcPr>
+            <w:tcW w:w="3402" w:type="dxa"/>
             <w:shd w:val="clear" w:color="auto" w:fill="FFFFFF"/>
-            <w:vAlign w:val="center"/>
-          </w:tcPr>
-          <w:p>
-            <w:pPr>
-              <w:rPr>
-                <w:szCs w:val="28"/>
-              </w:rPr>
-            </w:pPr>
-            <w:r>
-              <w:rPr>
-                <w:rFonts w:ascii="Calibri" w:hAnsi="Calibri"/>
-                <w:color w:val="000000"/>
-                <w:szCs w:val="28"/>
-              </w:rPr>
-              <w:t>Historia de Usuario</w:t>
-            </w:r>
-          </w:p>
-        </w:tc>
-        <w:tc>
-          <w:tcPr>
-            <w:tcW w:w="3798" w:type="dxa"/>
-            <w:shd w:val="clear" w:color="auto" w:fill="FFFFFF"/>
-            <w:vAlign w:val="center"/>
-          </w:tcPr>
-          <w:p>
-            <w:pPr>
-              <w:rPr>
-                <w:szCs w:val="28"/>
-              </w:rPr>
-            </w:pPr>
-            <w:r>
-              <w:rPr>
-                <w:rFonts w:ascii="Calibri" w:hAnsi="Calibri"/>
-                <w:color w:val="000000"/>
-                <w:szCs w:val="28"/>
-              </w:rPr>
-              <w:t xml:space="preserve">Tipo de </w:t>
-            </w:r>
-            <w:r>
-              <w:rPr>
-                <w:rFonts w:ascii="Calibri" w:hAnsi="Calibri"/>
-                <w:color w:val="000000"/>
-                <w:szCs w:val="28"/>
-              </w:rPr>
-              <w:t>ítem</w:t>
-            </w:r>
-            <w:r>
-              <w:rPr>
-                <w:rFonts w:ascii="Calibri" w:hAnsi="Calibri"/>
-                <w:color w:val="000000"/>
-                <w:szCs w:val="28"/>
-              </w:rPr>
-              <w:t xml:space="preserve"> del backlog</w:t>
+          </w:tcPr>
+          <w:p>
+            <w:pPr>
+              <w:rPr>
+                <w:szCs w:val="28"/>
+              </w:rPr>
+            </w:pPr>
+            <w:r>
+              <w:rPr>
+                <w:color w:val="000000"/>
+                <w:szCs w:val="28"/>
+              </w:rPr>
+              <w:t>Sprint</w:t>
             </w:r>
           </w:p>
         </w:tc>
       </w:tr>
       <w:tr>
-        <w:trPr>
-          <w:trHeight w:val="369"/>
-        </w:trPr>
-        <w:tc>
-          <w:tcPr>
-            <w:tcW w:w="1020" w:type="dxa"/>
+        <w:tc>
+          <w:tcPr>
+            <w:tcW w:w="1101" w:type="dxa"/>
             <w:shd w:val="clear" w:color="auto" w:fill="D9E1F2"/>
-            <w:vAlign w:val="center"/>
-          </w:tcPr>
-          <w:p>
-            <w:pPr>
-              <w:jc w:val="center"/>
-              <w:rPr>
-                <w:szCs w:val="28"/>
-              </w:rPr>
-            </w:pPr>
-            <w:r>
-              <w:rPr>
-                <w:rFonts w:ascii="Calibri" w:hAnsi="Calibri"/>
+          </w:tcPr>
+          <w:p>
+            <w:pPr>
+              <w:rPr>
+                <w:szCs w:val="28"/>
+              </w:rPr>
+            </w:pPr>
+            <w:r>
+              <w:rPr>
                 <w:b/>
                 <w:color w:val="000000"/>
                 <w:szCs w:val="28"/>
               </w:rPr>
-              <w:t>HT</w:t>
-            </w:r>
-          </w:p>
-        </w:tc>
-        <w:tc>
-          <w:tcPr>
-            <w:tcW w:w="4535" w:type="dxa"/>
+              <w:t>DoD</w:t>
+            </w:r>
+          </w:p>
+        </w:tc>
+        <w:tc>
+          <w:tcPr>
+            <w:tcW w:w="3402" w:type="dxa"/>
             <w:shd w:val="clear" w:color="auto" w:fill="D9E1F2"/>
-            <w:vAlign w:val="center"/>
-          </w:tcPr>
-          <w:p>
-            <w:pPr>
-              <w:rPr>
-                <w:szCs w:val="28"/>
-              </w:rPr>
-            </w:pPr>
-            <w:r>
-              <w:rPr>
-                <w:rFonts w:ascii="Calibri" w:hAnsi="Calibri"/>
-                <w:color w:val="000000"/>
-                <w:szCs w:val="28"/>
-              </w:rPr>
-              <w:t xml:space="preserve">Historia </w:t>
-            </w:r>
-            <w:r>
-              <w:rPr>
-                <w:rFonts w:ascii="Calibri" w:hAnsi="Calibri"/>
-                <w:color w:val="000000"/>
-                <w:szCs w:val="28"/>
-              </w:rPr>
-              <w:t>técnica</w:t>
-            </w:r>
-          </w:p>
-        </w:tc>
-        <w:tc>
-          <w:tcPr>
-            <w:tcW w:w="3798" w:type="dxa"/>
-            <w:shd w:val="clear" w:color="auto" w:fill="D9E1F2"/>
-            <w:vAlign w:val="center"/>
-          </w:tcPr>
-          <w:p>
-            <w:pPr>
-              <w:rPr>
-                <w:szCs w:val="28"/>
-              </w:rPr>
-            </w:pPr>
-            <w:r>
-              <w:rPr>
-                <w:rFonts w:ascii="Calibri" w:hAnsi="Calibri"/>
-                <w:color w:val="000000"/>
-                <w:szCs w:val="28"/>
-              </w:rPr>
-              <w:t xml:space="preserve">Tarea </w:t>
-            </w:r>
-            <w:r>
-              <w:rPr>
-                <w:rFonts w:ascii="Calibri" w:hAnsi="Calibri"/>
-                <w:color w:val="000000"/>
-                <w:szCs w:val="28"/>
-              </w:rPr>
-              <w:t>técnica</w:t>
-            </w:r>
-            <w:r>
-              <w:rPr>
-                <w:rFonts w:ascii="Calibri" w:hAnsi="Calibri"/>
-                <w:color w:val="000000"/>
-                <w:szCs w:val="28"/>
-              </w:rPr>
-              <w:t xml:space="preserve"> transversal</w:t>
+          </w:tcPr>
+          <w:p>
+            <w:pPr>
+              <w:rPr>
+                <w:szCs w:val="28"/>
+              </w:rPr>
+            </w:pPr>
+            <w:r>
+              <w:rPr>
+                <w:color w:val="000000"/>
+                <w:szCs w:val="28"/>
+              </w:rPr>
+              <w:t>Definition of Done</w:t>
             </w:r>
           </w:p>
         </w:tc>
       </w:tr>
       <w:tr>
-        <w:trPr>
-          <w:trHeight w:val="369"/>
-        </w:trPr>
-        <w:tc>
-          <w:tcPr>
-            <w:tcW w:w="1020" w:type="dxa"/>
+        <w:tc>
+          <w:tcPr>
+            <w:tcW w:w="1101" w:type="dxa"/>
             <w:shd w:val="clear" w:color="auto" w:fill="FFFFFF"/>
-            <w:vAlign w:val="center"/>
-          </w:tcPr>
-          <w:p>
-            <w:pPr>
-              <w:jc w:val="center"/>
-              <w:rPr>
-                <w:szCs w:val="28"/>
-              </w:rPr>
-            </w:pPr>
-            <w:r>
-              <w:rPr>
-                <w:rFonts w:ascii="Calibri" w:hAnsi="Calibri"/>
+          </w:tcPr>
+          <w:p>
+            <w:pPr>
+              <w:rPr>
+                <w:szCs w:val="28"/>
+              </w:rPr>
+            </w:pPr>
+            <w:r>
+              <w:rPr>
                 <w:b/>
                 <w:color w:val="000000"/>
                 <w:szCs w:val="28"/>
               </w:rPr>
-              <w:t>PLN-REA</w:t>
-            </w:r>
-          </w:p>
-        </w:tc>
-        <w:tc>
-          <w:tcPr>
-            <w:tcW w:w="4535" w:type="dxa"/>
+              <w:t>SP</w:t>
+            </w:r>
+          </w:p>
+        </w:tc>
+        <w:tc>
+          <w:tcPr>
+            <w:tcW w:w="3402" w:type="dxa"/>
             <w:shd w:val="clear" w:color="auto" w:fill="FFFFFF"/>
-            <w:vAlign w:val="center"/>
-          </w:tcPr>
-          <w:p>
-            <w:pPr>
-              <w:rPr>
-                <w:szCs w:val="28"/>
-              </w:rPr>
-            </w:pPr>
-            <w:r>
-              <w:rPr>
-                <w:rFonts w:ascii="Calibri" w:hAnsi="Calibri"/>
-                <w:color w:val="000000"/>
-                <w:szCs w:val="28"/>
-              </w:rPr>
-              <w:t>Planificado-Realizado</w:t>
-            </w:r>
-          </w:p>
-        </w:tc>
-        <w:tc>
-          <w:tcPr>
-            <w:tcW w:w="3798" w:type="dxa"/>
-            <w:shd w:val="clear" w:color="auto" w:fill="FFFFFF"/>
-            <w:vAlign w:val="center"/>
-          </w:tcPr>
-          <w:p>
-            <w:pPr>
-              <w:rPr>
-                <w:szCs w:val="28"/>
-              </w:rPr>
-            </w:pPr>
-            <w:r>
-              <w:rPr>
-                <w:rFonts w:ascii="Calibri" w:hAnsi="Calibri"/>
-                <w:color w:val="000000"/>
-                <w:szCs w:val="28"/>
-              </w:rPr>
-              <w:t xml:space="preserve">Prefijo del </w:t>
-            </w:r>
-            <w:r>
-              <w:rPr>
-                <w:rFonts w:ascii="Calibri" w:hAnsi="Calibri"/>
-                <w:color w:val="000000"/>
-                <w:szCs w:val="28"/>
-              </w:rPr>
-              <w:t>Código</w:t>
-            </w:r>
-            <w:r>
-              <w:rPr>
-                <w:rFonts w:ascii="Calibri" w:hAnsi="Calibri"/>
-                <w:color w:val="000000"/>
-                <w:szCs w:val="28"/>
-              </w:rPr>
-              <w:t xml:space="preserve"> de este documento</w:t>
+          </w:tcPr>
+          <w:p>
+            <w:pPr>
+              <w:rPr>
+                <w:szCs w:val="28"/>
+              </w:rPr>
+            </w:pPr>
+            <w:r>
+              <w:rPr>
+                <w:color w:val="000000"/>
+                <w:szCs w:val="28"/>
+              </w:rPr>
+              <w:t>Story Point</w:t>
             </w:r>
           </w:p>
         </w:tc>
       </w:tr>
       <w:tr>
-        <w:trPr>
-          <w:trHeight w:val="369"/>
-        </w:trPr>
-        <w:tc>
-          <w:tcPr>
-            <w:tcW w:w="1020" w:type="dxa"/>
+        <w:tc>
+          <w:tcPr>
+            <w:tcW w:w="1101" w:type="dxa"/>
             <w:shd w:val="clear" w:color="auto" w:fill="D9E1F2"/>
-            <w:vAlign w:val="center"/>
-          </w:tcPr>
-          <w:p>
-            <w:pPr>
-              <w:jc w:val="center"/>
-              <w:rPr>
-                <w:szCs w:val="28"/>
-              </w:rPr>
-            </w:pPr>
-            <w:r>
-              <w:rPr>
-                <w:rFonts w:ascii="Calibri" w:hAnsi="Calibri"/>
+          </w:tcPr>
+          <w:p>
+            <w:pPr>
+              <w:rPr>
+                <w:szCs w:val="28"/>
+              </w:rPr>
+            </w:pPr>
+            <w:r>
+              <w:rPr>
                 <w:b/>
                 <w:color w:val="000000"/>
                 <w:szCs w:val="28"/>
               </w:rPr>
-              <w:t>SPR</w:t>
-            </w:r>
-          </w:p>
-        </w:tc>
-        <w:tc>
-          <w:tcPr>
-            <w:tcW w:w="4535" w:type="dxa"/>
+              <w:t>HU</w:t>
+            </w:r>
+          </w:p>
+        </w:tc>
+        <w:tc>
+          <w:tcPr>
+            <w:tcW w:w="3402" w:type="dxa"/>
             <w:shd w:val="clear" w:color="auto" w:fill="D9E1F2"/>
-            <w:vAlign w:val="center"/>
-          </w:tcPr>
-          <w:p>
-            <w:pPr>
-              <w:rPr>
-                <w:szCs w:val="28"/>
-              </w:rPr>
-            </w:pPr>
-            <w:r>
-              <w:rPr>
-                <w:rFonts w:ascii="Calibri" w:hAnsi="Calibri"/>
-                <w:color w:val="000000"/>
-                <w:szCs w:val="28"/>
-              </w:rPr>
-              <w:t>Sprint</w:t>
-            </w:r>
-          </w:p>
-        </w:tc>
-        <w:tc>
-          <w:tcPr>
-            <w:tcW w:w="3798" w:type="dxa"/>
-            <w:shd w:val="clear" w:color="auto" w:fill="D9E1F2"/>
-            <w:vAlign w:val="center"/>
-          </w:tcPr>
-          <w:p>
-            <w:pPr>
-              <w:rPr>
-                <w:szCs w:val="28"/>
-              </w:rPr>
-            </w:pPr>
-            <w:r>
-              <w:rPr>
-                <w:rFonts w:ascii="Calibri" w:hAnsi="Calibri"/>
-                <w:color w:val="000000"/>
-                <w:szCs w:val="28"/>
-              </w:rPr>
-              <w:t>Iteraci</w:t>
-            </w:r>
-            <w:r>
-              <w:rPr>
-                <w:rFonts w:ascii="Calibri" w:hAnsi="Calibri"/>
-                <w:color w:val="000000"/>
-                <w:szCs w:val="28"/>
-              </w:rPr>
-              <w:t>ó</w:t>
-            </w:r>
-            <w:r>
-              <w:rPr>
-                <w:rFonts w:ascii="Calibri" w:hAnsi="Calibri"/>
-                <w:color w:val="000000"/>
-                <w:szCs w:val="28"/>
-              </w:rPr>
-              <w:t>n de desarrollo Scrum</w:t>
+          </w:tcPr>
+          <w:p>
+            <w:pPr>
+              <w:rPr>
+                <w:szCs w:val="28"/>
+              </w:rPr>
+            </w:pPr>
+            <w:r>
+              <w:rPr>
+                <w:color w:val="000000"/>
+                <w:szCs w:val="28"/>
+              </w:rPr>
+              <w:t>Historia de Usuario</w:t>
             </w:r>
           </w:p>
         </w:tc>
       </w:tr>
       <w:tr>
-        <w:trPr>
-          <w:trHeight w:val="369"/>
-        </w:trPr>
-        <w:tc>
-          <w:tcPr>
-            <w:tcW w:w="1020" w:type="dxa"/>
+        <w:tc>
+          <w:tcPr>
+            <w:tcW w:w="1101" w:type="dxa"/>
             <w:shd w:val="clear" w:color="auto" w:fill="FFFFFF"/>
-            <w:vAlign w:val="center"/>
-          </w:tcPr>
-          <w:p>
-            <w:pPr>
-              <w:jc w:val="center"/>
-              <w:rPr>
-                <w:szCs w:val="28"/>
-              </w:rPr>
-            </w:pPr>
-            <w:r>
-              <w:rPr>
-                <w:rFonts w:ascii="Calibri" w:hAnsi="Calibri"/>
+          </w:tcPr>
+          <w:p>
+            <w:pPr>
+              <w:rPr>
+                <w:szCs w:val="28"/>
+              </w:rPr>
+            </w:pPr>
+            <w:r>
+              <w:rPr>
                 <w:b/>
                 <w:color w:val="000000"/>
                 <w:szCs w:val="28"/>
               </w:rPr>
-              <w:t>RBAC</w:t>
-            </w:r>
-          </w:p>
-        </w:tc>
-        <w:tc>
-          <w:tcPr>
-            <w:tcW w:w="4535" w:type="dxa"/>
+              <w:t>HT</w:t>
+            </w:r>
+          </w:p>
+        </w:tc>
+        <w:tc>
+          <w:tcPr>
+            <w:tcW w:w="3402" w:type="dxa"/>
             <w:shd w:val="clear" w:color="auto" w:fill="FFFFFF"/>
-            <w:vAlign w:val="center"/>
-          </w:tcPr>
-          <w:p>
-            <w:pPr>
-              <w:rPr>
-                <w:szCs w:val="28"/>
-              </w:rPr>
-            </w:pPr>
-            <w:r>
-              <w:rPr>
-                <w:rFonts w:ascii="Calibri" w:hAnsi="Calibri"/>
-                <w:color w:val="000000"/>
-                <w:szCs w:val="28"/>
-              </w:rPr>
-              <w:t>Role-Based Access Control</w:t>
-            </w:r>
-          </w:p>
-        </w:tc>
-        <w:tc>
-          <w:tcPr>
-            <w:tcW w:w="3798" w:type="dxa"/>
-            <w:shd w:val="clear" w:color="auto" w:fill="FFFFFF"/>
-            <w:vAlign w:val="center"/>
-          </w:tcPr>
-          <w:p>
-            <w:pPr>
-              <w:rPr>
-                <w:szCs w:val="28"/>
-              </w:rPr>
-            </w:pPr>
-            <w:r>
-              <w:rPr>
-                <w:rFonts w:ascii="Calibri" w:hAnsi="Calibri"/>
-                <w:color w:val="000000"/>
-                <w:szCs w:val="28"/>
-              </w:rPr>
-              <w:t>Control de acceso por roles</w:t>
+          </w:tcPr>
+          <w:p>
+            <w:pPr>
+              <w:rPr>
+                <w:szCs w:val="28"/>
+              </w:rPr>
+            </w:pPr>
+            <w:r>
+              <w:rPr>
+                <w:color w:val="000000"/>
+                <w:szCs w:val="28"/>
+              </w:rPr>
+              <w:t>Historia técnica</w:t>
             </w:r>
           </w:p>
         </w:tc>
       </w:tr>
       <w:tr>
-        <w:trPr>
-          <w:trHeight w:val="369"/>
-        </w:trPr>
-        <w:tc>
-          <w:tcPr>
-            <w:tcW w:w="1020" w:type="dxa"/>
+        <w:tc>
+          <w:tcPr>
+            <w:tcW w:w="1101" w:type="dxa"/>
             <w:shd w:val="clear" w:color="auto" w:fill="D9E1F2"/>
-            <w:vAlign w:val="center"/>
-          </w:tcPr>
-          <w:p>
-            <w:pPr>
-              <w:jc w:val="center"/>
-              <w:rPr>
-                <w:szCs w:val="28"/>
-              </w:rPr>
-            </w:pPr>
-            <w:r>
-              <w:rPr>
-                <w:rFonts w:ascii="Calibri" w:hAnsi="Calibri"/>
+          </w:tcPr>
+          <w:p>
+            <w:pPr>
+              <w:rPr>
+                <w:szCs w:val="28"/>
+              </w:rPr>
+            </w:pPr>
+            <w:r>
+              <w:rPr>
                 <w:b/>
                 <w:color w:val="000000"/>
                 <w:szCs w:val="28"/>
               </w:rPr>
-              <w:t>API</w:t>
-            </w:r>
-          </w:p>
-        </w:tc>
-        <w:tc>
-          <w:tcPr>
-            <w:tcW w:w="4535" w:type="dxa"/>
+              <w:t>RBAC</w:t>
+            </w:r>
+          </w:p>
+        </w:tc>
+        <w:tc>
+          <w:tcPr>
+            <w:tcW w:w="3402" w:type="dxa"/>
             <w:shd w:val="clear" w:color="auto" w:fill="D9E1F2"/>
-            <w:vAlign w:val="center"/>
-          </w:tcPr>
-          <w:p>
-            <w:pPr>
-              <w:rPr>
-                <w:szCs w:val="28"/>
-              </w:rPr>
-            </w:pPr>
-            <w:r>
-              <w:rPr>
-                <w:rFonts w:ascii="Calibri" w:hAnsi="Calibri"/>
-                <w:color w:val="000000"/>
-                <w:szCs w:val="28"/>
-              </w:rPr>
-              <w:t>Application Programming Interface</w:t>
-            </w:r>
-          </w:p>
-        </w:tc>
-        <w:tc>
-          <w:tcPr>
-            <w:tcW w:w="3798" w:type="dxa"/>
-            <w:shd w:val="clear" w:color="auto" w:fill="D9E1F2"/>
-            <w:vAlign w:val="center"/>
-          </w:tcPr>
-          <w:p>
-            <w:pPr>
-              <w:rPr>
-                <w:szCs w:val="28"/>
-              </w:rPr>
-            </w:pPr>
-            <w:r>
-              <w:rPr>
-                <w:rFonts w:ascii="Calibri" w:hAnsi="Calibri"/>
-                <w:color w:val="000000"/>
-                <w:szCs w:val="28"/>
-              </w:rPr>
-              <w:t xml:space="preserve">Interfaz de </w:t>
-            </w:r>
-            <w:r>
-              <w:rPr>
-                <w:rFonts w:ascii="Calibri" w:hAnsi="Calibri"/>
-                <w:color w:val="000000"/>
-                <w:szCs w:val="28"/>
-              </w:rPr>
-              <w:t>programación</w:t>
+          </w:tcPr>
+          <w:p>
+            <w:pPr>
+              <w:rPr>
+                <w:szCs w:val="28"/>
+              </w:rPr>
+            </w:pPr>
+            <w:r>
+              <w:rPr>
+                <w:color w:val="000000"/>
+                <w:szCs w:val="28"/>
+              </w:rPr>
+              <w:t>Role-Based Access Control</w:t>
             </w:r>
           </w:p>
         </w:tc>
       </w:tr>
       <w:tr>
-        <w:trPr>
-          <w:trHeight w:val="369"/>
-        </w:trPr>
-        <w:tc>
-          <w:tcPr>
-            <w:tcW w:w="1020" w:type="dxa"/>
+        <w:tc>
+          <w:tcPr>
+            <w:tcW w:w="1101" w:type="dxa"/>
             <w:shd w:val="clear" w:color="auto" w:fill="FFFFFF"/>
-            <w:vAlign w:val="center"/>
-          </w:tcPr>
-          <w:p>
-            <w:pPr>
-              <w:jc w:val="center"/>
-              <w:rPr>
-                <w:szCs w:val="28"/>
-              </w:rPr>
-            </w:pPr>
-            <w:r>
-              <w:rPr>
-                <w:rFonts w:ascii="Calibri" w:hAnsi="Calibri"/>
+          </w:tcPr>
+          <w:p>
+            <w:pPr>
+              <w:rPr>
+                <w:szCs w:val="28"/>
+              </w:rPr>
+            </w:pPr>
+            <w:r>
+              <w:rPr>
                 <w:b/>
                 <w:color w:val="000000"/>
                 <w:szCs w:val="28"/>
               </w:rPr>
-              <w:t>BD</w:t>
-            </w:r>
-          </w:p>
-        </w:tc>
-        <w:tc>
-          <w:tcPr>
-            <w:tcW w:w="4535" w:type="dxa"/>
+              <w:t>JWT</w:t>
+            </w:r>
+          </w:p>
+        </w:tc>
+        <w:tc>
+          <w:tcPr>
+            <w:tcW w:w="3402" w:type="dxa"/>
             <w:shd w:val="clear" w:color="auto" w:fill="FFFFFF"/>
-            <w:vAlign w:val="center"/>
-          </w:tcPr>
-          <w:p>
-            <w:pPr>
-              <w:rPr>
-                <w:szCs w:val="28"/>
-              </w:rPr>
-            </w:pPr>
-            <w:r>
-              <w:rPr>
-                <w:rFonts w:ascii="Calibri" w:hAnsi="Calibri"/>
-                <w:color w:val="000000"/>
-                <w:szCs w:val="28"/>
-              </w:rPr>
-              <w:t>Base de Datos</w:t>
-            </w:r>
-          </w:p>
-        </w:tc>
-        <w:tc>
-          <w:tcPr>
-            <w:tcW w:w="3798" w:type="dxa"/>
-            <w:shd w:val="clear" w:color="auto" w:fill="FFFFFF"/>
-            <w:vAlign w:val="center"/>
-          </w:tcPr>
-          <w:p>
-            <w:pPr>
-              <w:rPr>
-                <w:szCs w:val="28"/>
-              </w:rPr>
-            </w:pPr>
-            <w:r>
-              <w:rPr>
-                <w:rFonts w:ascii="Calibri" w:hAnsi="Calibri"/>
-                <w:color w:val="000000"/>
-                <w:szCs w:val="28"/>
-              </w:rPr>
-              <w:t>Repositorio de datos del sistema</w:t>
+          </w:tcPr>
+          <w:p>
+            <w:pPr>
+              <w:rPr>
+                <w:szCs w:val="28"/>
+              </w:rPr>
+            </w:pPr>
+            <w:r>
+              <w:rPr>
+                <w:color w:val="000000"/>
+                <w:szCs w:val="28"/>
+              </w:rPr>
+              <w:t>JSON Web Token</w:t>
             </w:r>
           </w:p>
         </w:tc>
       </w:tr>
       <w:tr>
-        <w:trPr>
-          <w:trHeight w:val="369"/>
-        </w:trPr>
-        <w:tc>
-          <w:tcPr>
-            <w:tcW w:w="1020" w:type="dxa"/>
+        <w:tc>
+          <w:tcPr>
+            <w:tcW w:w="1101" w:type="dxa"/>
             <w:shd w:val="clear" w:color="auto" w:fill="D9E1F2"/>
-            <w:vAlign w:val="center"/>
-          </w:tcPr>
-          <w:p>
-            <w:pPr>
-              <w:jc w:val="center"/>
-              <w:rPr>
-                <w:szCs w:val="28"/>
-              </w:rPr>
-            </w:pPr>
-            <w:r>
-              <w:rPr>
-                <w:rFonts w:ascii="Calibri" w:hAnsi="Calibri"/>
+          </w:tcPr>
+          <w:p>
+            <w:pPr>
+              <w:rPr>
+                <w:szCs w:val="28"/>
+              </w:rPr>
+            </w:pPr>
+            <w:r>
+              <w:rPr>
                 <w:b/>
                 <w:color w:val="000000"/>
                 <w:szCs w:val="28"/>
               </w:rPr>
-              <w:t>CI</w:t>
-            </w:r>
-          </w:p>
-        </w:tc>
-        <w:tc>
-          <w:tcPr>
-            <w:tcW w:w="4535" w:type="dxa"/>
+              <w:t>API</w:t>
+            </w:r>
+          </w:p>
+        </w:tc>
+        <w:tc>
+          <w:tcPr>
+            <w:tcW w:w="3402" w:type="dxa"/>
             <w:shd w:val="clear" w:color="auto" w:fill="D9E1F2"/>
-            <w:vAlign w:val="center"/>
-          </w:tcPr>
-          <w:p>
-            <w:pPr>
-              <w:rPr>
-                <w:szCs w:val="28"/>
-              </w:rPr>
-            </w:pPr>
-            <w:r>
-              <w:rPr>
-                <w:rFonts w:ascii="Calibri" w:hAnsi="Calibri"/>
-                <w:color w:val="000000"/>
-                <w:szCs w:val="28"/>
-              </w:rPr>
-              <w:t>Continuous Integration</w:t>
-            </w:r>
-          </w:p>
-        </w:tc>
-        <w:tc>
-          <w:tcPr>
-            <w:tcW w:w="3798" w:type="dxa"/>
-            <w:shd w:val="clear" w:color="auto" w:fill="D9E1F2"/>
-            <w:vAlign w:val="center"/>
-          </w:tcPr>
-          <w:p>
-            <w:pPr>
-              <w:rPr>
-                <w:szCs w:val="28"/>
-              </w:rPr>
-            </w:pPr>
-            <w:r>
-              <w:rPr>
-                <w:rFonts w:ascii="Calibri" w:hAnsi="Calibri"/>
-                <w:color w:val="000000"/>
-                <w:szCs w:val="28"/>
-              </w:rPr>
-              <w:t>Integracion continua</w:t>
+          </w:tcPr>
+          <w:p>
+            <w:pPr>
+              <w:rPr>
+                <w:szCs w:val="28"/>
+              </w:rPr>
+            </w:pPr>
+            <w:r>
+              <w:rPr>
+                <w:color w:val="000000"/>
+                <w:szCs w:val="28"/>
+              </w:rPr>
+              <w:t>Application Programming Interface</w:t>
             </w:r>
           </w:p>
         </w:tc>
       </w:tr>
       <w:tr>
-        <w:trPr>
-          <w:trHeight w:val="369"/>
-        </w:trPr>
-        <w:tc>
-          <w:tcPr>
-            <w:tcW w:w="1020" w:type="dxa"/>
+        <w:tc>
+          <w:tcPr>
+            <w:tcW w:w="1101" w:type="dxa"/>
             <w:shd w:val="clear" w:color="auto" w:fill="FFFFFF"/>
-            <w:vAlign w:val="center"/>
-          </w:tcPr>
-          <w:p>
-            <w:pPr>
-              <w:jc w:val="center"/>
-              <w:rPr>
-                <w:szCs w:val="28"/>
-              </w:rPr>
-            </w:pPr>
-            <w:r>
-              <w:rPr>
-                <w:rFonts w:ascii="Calibri" w:hAnsi="Calibri"/>
+          </w:tcPr>
+          <w:p>
+            <w:pPr>
+              <w:rPr>
+                <w:szCs w:val="28"/>
+              </w:rPr>
+            </w:pPr>
+            <w:r>
+              <w:rPr>
                 <w:b/>
                 <w:color w:val="000000"/>
                 <w:szCs w:val="28"/>
               </w:rPr>
-              <w:t>UPSERT</w:t>
-            </w:r>
-          </w:p>
-        </w:tc>
-        <w:tc>
-          <w:tcPr>
-            <w:tcW w:w="4535" w:type="dxa"/>
+              <w:t>CRUD</w:t>
+            </w:r>
+          </w:p>
+        </w:tc>
+        <w:tc>
+          <w:tcPr>
+            <w:tcW w:w="3402" w:type="dxa"/>
             <w:shd w:val="clear" w:color="auto" w:fill="FFFFFF"/>
-            <w:vAlign w:val="center"/>
-          </w:tcPr>
-          <w:p>
-            <w:pPr>
-              <w:rPr>
-                <w:szCs w:val="28"/>
-              </w:rPr>
-            </w:pPr>
-            <w:r>
-              <w:rPr>
-                <w:rFonts w:ascii="Calibri" w:hAnsi="Calibri"/>
-                <w:color w:val="000000"/>
-                <w:szCs w:val="28"/>
-              </w:rPr>
-              <w:t>Update or Insert</w:t>
-            </w:r>
-          </w:p>
-        </w:tc>
-        <w:tc>
-          <w:tcPr>
-            <w:tcW w:w="3798" w:type="dxa"/>
+          </w:tcPr>
+          <w:p>
+            <w:pPr>
+              <w:rPr>
+                <w:szCs w:val="28"/>
+              </w:rPr>
+            </w:pPr>
+            <w:r>
+              <w:rPr>
+                <w:color w:val="000000"/>
+                <w:szCs w:val="28"/>
+              </w:rPr>
+              <w:t xml:space="preserve">Create, Read, Update, </w:t>
+            </w:r>
+            <w:proofErr w:type="spellStart"/>
+            <w:r>
+              <w:rPr>
+                <w:color w:val="000000"/>
+                <w:szCs w:val="28"/>
+              </w:rPr>
+              <w:t>Delete</w:t>
+            </w:r>
+            <w:proofErr w:type="spellEnd"/>
+          </w:p>
+        </w:tc>
+      </w:tr>
+      <w:tr>
+        <w:tc>
+          <w:tcPr>
+            <w:tcW w:w="1101" w:type="dxa"/>
+            <w:shd w:val="clear" w:color="auto" w:fill="D9E1F2"/>
+          </w:tcPr>
+          <w:p>
+            <w:pPr>
+              <w:rPr>
+                <w:szCs w:val="28"/>
+              </w:rPr>
+            </w:pPr>
+            <w:r>
+              <w:rPr>
+                <w:b/>
+                <w:color w:val="000000"/>
+                <w:szCs w:val="28"/>
+              </w:rPr>
+              <w:t>BD</w:t>
+            </w:r>
+          </w:p>
+        </w:tc>
+        <w:tc>
+          <w:tcPr>
+            <w:tcW w:w="3402" w:type="dxa"/>
+            <w:shd w:val="clear" w:color="auto" w:fill="D9E1F2"/>
+          </w:tcPr>
+          <w:p>
+            <w:pPr>
+              <w:rPr>
+                <w:szCs w:val="28"/>
+              </w:rPr>
+            </w:pPr>
+            <w:r>
+              <w:rPr>
+                <w:color w:val="000000"/>
+                <w:szCs w:val="28"/>
+              </w:rPr>
+              <w:t>Base de Datos</w:t>
+            </w:r>
+          </w:p>
+        </w:tc>
+      </w:tr>
+      <w:tr>
+        <w:tc>
+          <w:tcPr>
+            <w:tcW w:w="1101" w:type="dxa"/>
             <w:shd w:val="clear" w:color="auto" w:fill="FFFFFF"/>
-            <w:vAlign w:val="center"/>
-          </w:tcPr>
-          <w:p>
-            <w:pPr>
-              <w:rPr>
-                <w:szCs w:val="28"/>
-              </w:rPr>
-            </w:pPr>
-            <w:r>
-              <w:rPr>
-                <w:rFonts w:ascii="Calibri" w:hAnsi="Calibri"/>
-                <w:color w:val="000000"/>
-                <w:szCs w:val="28"/>
-              </w:rPr>
-              <w:t>Operación atómica de creación o actualización</w:t>
+          </w:tcPr>
+          <w:p>
+            <w:pPr>
+              <w:rPr>
+                <w:szCs w:val="28"/>
+              </w:rPr>
+            </w:pPr>
+            <w:r>
+              <w:rPr>
+                <w:b/>
+                <w:color w:val="000000"/>
+                <w:szCs w:val="28"/>
+              </w:rPr>
+              <w:t>BCK</w:t>
+            </w:r>
+          </w:p>
+        </w:tc>
+        <w:tc>
+          <w:tcPr>
+            <w:tcW w:w="3402" w:type="dxa"/>
+            <w:shd w:val="clear" w:color="auto" w:fill="FFFFFF"/>
+          </w:tcPr>
+          <w:p>
+            <w:pPr>
+              <w:rPr>
+                <w:szCs w:val="28"/>
+              </w:rPr>
+            </w:pPr>
+            <w:r>
+              <w:rPr>
+                <w:color w:val="000000"/>
+                <w:szCs w:val="28"/>
+              </w:rPr>
+              <w:t>Backlog</w:t>
+            </w:r>
+          </w:p>
+        </w:tc>
+      </w:tr>
+      <w:tr>
+        <w:tc>
+          <w:tcPr>
+            <w:tcW w:w="1101" w:type="dxa"/>
+            <w:shd w:val="clear" w:color="auto" w:fill="D9E1F2"/>
+          </w:tcPr>
+          <w:p>
+            <w:pPr>
+              <w:rPr>
+                <w:szCs w:val="28"/>
+              </w:rPr>
+            </w:pPr>
+            <w:r>
+              <w:rPr>
+                <w:b/>
+                <w:color w:val="000000"/>
+                <w:szCs w:val="28"/>
+              </w:rPr>
+              <w:t>PLN-REA</w:t>
+            </w:r>
+          </w:p>
+        </w:tc>
+        <w:tc>
+          <w:tcPr>
+            <w:tcW w:w="3402" w:type="dxa"/>
+            <w:shd w:val="clear" w:color="auto" w:fill="D9E1F2"/>
+          </w:tcPr>
+          <w:p>
+            <w:pPr>
+              <w:rPr>
+                <w:szCs w:val="28"/>
+              </w:rPr>
+            </w:pPr>
+            <w:r>
+              <w:rPr>
+                <w:color w:val="000000"/>
+                <w:szCs w:val="28"/>
+              </w:rPr>
+              <w:t>Planificado-Realizado</w:t>
+            </w:r>
+          </w:p>
+        </w:tc>
+      </w:tr>
+      <w:tr>
+        <w:tc>
+          <w:tcPr>
+            <w:tcW w:w="1101" w:type="dxa"/>
+            <w:shd w:val="clear" w:color="auto" w:fill="FFFFFF"/>
+          </w:tcPr>
+          <w:p>
+            <w:pPr>
+              <w:rPr>
+                <w:szCs w:val="28"/>
+              </w:rPr>
+            </w:pPr>
+            <w:r>
+              <w:rPr>
+                <w:b/>
+                <w:color w:val="000000"/>
+                <w:szCs w:val="28"/>
+              </w:rPr>
+              <w:t>INF-PRU</w:t>
+            </w:r>
+          </w:p>
+        </w:tc>
+        <w:tc>
+          <w:tcPr>
+            <w:tcW w:w="3402" w:type="dxa"/>
+            <w:shd w:val="clear" w:color="auto" w:fill="FFFFFF"/>
+          </w:tcPr>
+          <w:p>
+            <w:pPr>
+              <w:rPr>
+                <w:szCs w:val="28"/>
+              </w:rPr>
+            </w:pPr>
+            <w:r>
+              <w:rPr>
+                <w:color w:val="000000"/>
+                <w:szCs w:val="28"/>
+              </w:rPr>
+              <w:t>Informe de Pruebas</w:t>
+            </w:r>
+          </w:p>
+        </w:tc>
+      </w:tr>
+      <w:tr>
+        <w:tc>
+          <w:tcPr>
+            <w:tcW w:w="1101" w:type="dxa"/>
+            <w:shd w:val="clear" w:color="auto" w:fill="D9E1F2"/>
+          </w:tcPr>
+          <w:p>
+            <w:pPr>
+              <w:rPr>
+                <w:szCs w:val="28"/>
+              </w:rPr>
+            </w:pPr>
+            <w:r>
+              <w:rPr>
+                <w:b/>
+                <w:color w:val="000000"/>
+                <w:szCs w:val="28"/>
+              </w:rPr>
+              <w:t>PDF</w:t>
+            </w:r>
+          </w:p>
+        </w:tc>
+        <w:tc>
+          <w:tcPr>
+            <w:tcW w:w="3402" w:type="dxa"/>
+            <w:shd w:val="clear" w:color="auto" w:fill="D9E1F2"/>
+          </w:tcPr>
+          <w:p>
+            <w:pPr>
+              <w:rPr>
+                <w:szCs w:val="28"/>
+              </w:rPr>
+            </w:pPr>
+            <w:r>
+              <w:rPr>
+                <w:color w:val="000000"/>
+                <w:szCs w:val="28"/>
+              </w:rPr>
+              <w:t>Portable Document Format</w:t>
+            </w:r>
+          </w:p>
+        </w:tc>
+      </w:tr>
+      <w:tr>
+        <w:tc>
+          <w:tcPr>
+            <w:tcW w:w="1101" w:type="dxa"/>
+            <w:shd w:val="clear" w:color="auto" w:fill="FFFFFF"/>
+          </w:tcPr>
+          <w:p>
+            <w:pPr>
+              <w:rPr>
+                <w:szCs w:val="28"/>
+              </w:rPr>
+            </w:pPr>
+            <w:r>
+              <w:rPr>
+                <w:b/>
+                <w:color w:val="000000"/>
+                <w:szCs w:val="28"/>
+              </w:rPr>
+              <w:t>Git</w:t>
+            </w:r>
+          </w:p>
+        </w:tc>
+        <w:tc>
+          <w:tcPr>
+            <w:tcW w:w="3402" w:type="dxa"/>
+            <w:shd w:val="clear" w:color="auto" w:fill="FFFFFF"/>
+          </w:tcPr>
+          <w:p>
+            <w:pPr>
+              <w:rPr>
+                <w:szCs w:val="28"/>
+              </w:rPr>
+            </w:pPr>
+            <w:r>
+              <w:rPr>
+                <w:color w:val="000000"/>
+                <w:szCs w:val="28"/>
+              </w:rPr>
+              <w:t>Sistema de control de versiones</w:t>
             </w:r>
           </w:p>
         </w:tc>
